--- a/output/candler_hospital_savannah_ga_us_controllers_84253fab8c75_august_2026_report.docx
+++ b/output/candler_hospital_savannah_ga_us_controllers_84253fab8c75_august_2026_report.docx
@@ -11,7 +11,7 @@
         <w:rPr>
           <w:b/>
           <w:i w:val="0"/>
-          <w:color w:val="444444"/>
+          <w:color w:val="686868"/>
           <w:sz w:val="20"/>
         </w:rPr>
         <w:t>BUCKMAN DIGITAL WATER</w:t>
@@ -40,7 +40,7 @@
         <w:rPr>
           <w:b/>
           <w:i w:val="0"/>
-          <w:color w:val="00857C"/>
+          <w:color w:val="009878"/>
           <w:sz w:val="30"/>
         </w:rPr>
         <w:t>Candler Hospital Savannah GA (US)</w:t>
@@ -55,7 +55,7 @@
         <w:rPr>
           <w:b w:val="0"/>
           <w:i w:val="0"/>
-          <w:color w:val="444444"/>
+          <w:color w:val="686868"/>
           <w:sz w:val="20"/>
         </w:rPr>
         <w:t>Reporting Month: August 2026</w:t>
@@ -77,7 +77,20 @@
         <w:tc>
           <w:tcPr>
             <w:tcW w:type="dxa" w:w="3118"/>
-            <w:shd w:val="clear" w:color="auto" w:fill="00857C"/>
+            <w:vAlign w:val="center"/>
+            <w:shd w:val="clear" w:color="auto" w:fill="009878"/>
+            <w:tcBorders>
+              <w:top w:val="single" w:sz="4" w:space="0" w:color="D0D0D0"/>
+              <w:left w:val="single" w:sz="4" w:space="0" w:color="D0D0D0"/>
+              <w:bottom w:val="single" w:sz="4" w:space="0" w:color="D0D0D0"/>
+              <w:right w:val="single" w:sz="4" w:space="0" w:color="D0D0D0"/>
+            </w:tcBorders>
+            <w:tcMar>
+              <w:top w:w="90" w:type="dxa"/>
+              <w:start w:w="120" w:type="dxa"/>
+              <w:bottom w:w="90" w:type="dxa"/>
+              <w:end w:w="120" w:type="dxa"/>
+            </w:tcMar>
           </w:tcPr>
           <w:p>
             <w:pPr>
@@ -96,7 +109,20 @@
         <w:tc>
           <w:tcPr>
             <w:tcW w:type="dxa" w:w="1701"/>
-            <w:shd w:val="clear" w:color="auto" w:fill="00857C"/>
+            <w:vAlign w:val="center"/>
+            <w:shd w:val="clear" w:color="auto" w:fill="009878"/>
+            <w:tcBorders>
+              <w:top w:val="single" w:sz="4" w:space="0" w:color="D0D0D0"/>
+              <w:left w:val="single" w:sz="4" w:space="0" w:color="D0D0D0"/>
+              <w:bottom w:val="single" w:sz="4" w:space="0" w:color="D0D0D0"/>
+              <w:right w:val="single" w:sz="4" w:space="0" w:color="D0D0D0"/>
+            </w:tcBorders>
+            <w:tcMar>
+              <w:top w:w="90" w:type="dxa"/>
+              <w:start w:w="120" w:type="dxa"/>
+              <w:bottom w:w="90" w:type="dxa"/>
+              <w:end w:w="120" w:type="dxa"/>
+            </w:tcMar>
           </w:tcPr>
           <w:p>
             <w:pPr>
@@ -115,7 +141,20 @@
         <w:tc>
           <w:tcPr>
             <w:tcW w:type="dxa" w:w="1984"/>
-            <w:shd w:val="clear" w:color="auto" w:fill="00857C"/>
+            <w:vAlign w:val="center"/>
+            <w:shd w:val="clear" w:color="auto" w:fill="009878"/>
+            <w:tcBorders>
+              <w:top w:val="single" w:sz="4" w:space="0" w:color="D0D0D0"/>
+              <w:left w:val="single" w:sz="4" w:space="0" w:color="D0D0D0"/>
+              <w:bottom w:val="single" w:sz="4" w:space="0" w:color="D0D0D0"/>
+              <w:right w:val="single" w:sz="4" w:space="0" w:color="D0D0D0"/>
+            </w:tcBorders>
+            <w:tcMar>
+              <w:top w:w="90" w:type="dxa"/>
+              <w:start w:w="120" w:type="dxa"/>
+              <w:bottom w:w="90" w:type="dxa"/>
+              <w:end w:w="120" w:type="dxa"/>
+            </w:tcMar>
           </w:tcPr>
           <w:p>
             <w:pPr>
@@ -134,7 +173,20 @@
         <w:tc>
           <w:tcPr>
             <w:tcW w:type="dxa" w:w="2551"/>
-            <w:shd w:val="clear" w:color="auto" w:fill="00857C"/>
+            <w:vAlign w:val="center"/>
+            <w:shd w:val="clear" w:color="auto" w:fill="009878"/>
+            <w:tcBorders>
+              <w:top w:val="single" w:sz="4" w:space="0" w:color="D0D0D0"/>
+              <w:left w:val="single" w:sz="4" w:space="0" w:color="D0D0D0"/>
+              <w:bottom w:val="single" w:sz="4" w:space="0" w:color="D0D0D0"/>
+              <w:right w:val="single" w:sz="4" w:space="0" w:color="D0D0D0"/>
+            </w:tcBorders>
+            <w:tcMar>
+              <w:top w:w="90" w:type="dxa"/>
+              <w:start w:w="120" w:type="dxa"/>
+              <w:bottom w:w="90" w:type="dxa"/>
+              <w:end w:w="120" w:type="dxa"/>
+            </w:tcMar>
           </w:tcPr>
           <w:p>
             <w:pPr>
@@ -155,7 +207,20 @@
         <w:tc>
           <w:tcPr>
             <w:tcW w:type="dxa" w:w="3118"/>
+            <w:vAlign w:val="center"/>
             <w:shd w:val="clear" w:color="auto" w:fill="FFFFFF"/>
+            <w:tcBorders>
+              <w:top w:val="single" w:sz="4" w:space="0" w:color="D0D0D0"/>
+              <w:left w:val="single" w:sz="4" w:space="0" w:color="D0D0D0"/>
+              <w:bottom w:val="single" w:sz="4" w:space="0" w:color="D0D0D0"/>
+              <w:right w:val="single" w:sz="4" w:space="0" w:color="D0D0D0"/>
+            </w:tcBorders>
+            <w:tcMar>
+              <w:top w:w="90" w:type="dxa"/>
+              <w:start w:w="120" w:type="dxa"/>
+              <w:bottom w:w="90" w:type="dxa"/>
+              <w:end w:w="120" w:type="dxa"/>
+            </w:tcMar>
           </w:tcPr>
           <w:p>
             <w:pPr>
@@ -172,7 +237,20 @@
         <w:tc>
           <w:tcPr>
             <w:tcW w:type="dxa" w:w="1701"/>
+            <w:vAlign w:val="center"/>
             <w:shd w:val="clear" w:color="auto" w:fill="FFFFFF"/>
+            <w:tcBorders>
+              <w:top w:val="single" w:sz="4" w:space="0" w:color="D0D0D0"/>
+              <w:left w:val="single" w:sz="4" w:space="0" w:color="D0D0D0"/>
+              <w:bottom w:val="single" w:sz="4" w:space="0" w:color="D0D0D0"/>
+              <w:right w:val="single" w:sz="4" w:space="0" w:color="D0D0D0"/>
+            </w:tcBorders>
+            <w:tcMar>
+              <w:top w:w="90" w:type="dxa"/>
+              <w:start w:w="120" w:type="dxa"/>
+              <w:bottom w:w="90" w:type="dxa"/>
+              <w:end w:w="120" w:type="dxa"/>
+            </w:tcMar>
           </w:tcPr>
           <w:p>
             <w:pPr>
@@ -189,7 +267,20 @@
         <w:tc>
           <w:tcPr>
             <w:tcW w:type="dxa" w:w="1984"/>
+            <w:vAlign w:val="center"/>
             <w:shd w:val="clear" w:color="auto" w:fill="FFFFFF"/>
+            <w:tcBorders>
+              <w:top w:val="single" w:sz="4" w:space="0" w:color="D0D0D0"/>
+              <w:left w:val="single" w:sz="4" w:space="0" w:color="D0D0D0"/>
+              <w:bottom w:val="single" w:sz="4" w:space="0" w:color="D0D0D0"/>
+              <w:right w:val="single" w:sz="4" w:space="0" w:color="D0D0D0"/>
+            </w:tcBorders>
+            <w:tcMar>
+              <w:top w:w="90" w:type="dxa"/>
+              <w:start w:w="120" w:type="dxa"/>
+              <w:bottom w:w="90" w:type="dxa"/>
+              <w:end w:w="120" w:type="dxa"/>
+            </w:tcMar>
           </w:tcPr>
           <w:p>
             <w:pPr>
@@ -206,7 +297,20 @@
         <w:tc>
           <w:tcPr>
             <w:tcW w:type="dxa" w:w="2551"/>
+            <w:vAlign w:val="center"/>
             <w:shd w:val="clear" w:color="auto" w:fill="FFFFFF"/>
+            <w:tcBorders>
+              <w:top w:val="single" w:sz="4" w:space="0" w:color="D0D0D0"/>
+              <w:left w:val="single" w:sz="4" w:space="0" w:color="D0D0D0"/>
+              <w:bottom w:val="single" w:sz="4" w:space="0" w:color="D0D0D0"/>
+              <w:right w:val="single" w:sz="4" w:space="0" w:color="D0D0D0"/>
+            </w:tcBorders>
+            <w:tcMar>
+              <w:top w:w="90" w:type="dxa"/>
+              <w:start w:w="120" w:type="dxa"/>
+              <w:bottom w:w="90" w:type="dxa"/>
+              <w:end w:w="120" w:type="dxa"/>
+            </w:tcMar>
           </w:tcPr>
           <w:p>
             <w:pPr>
@@ -238,7 +342,7 @@
         <w:rPr>
           <w:b w:val="0"/>
           <w:i w:val="0"/>
-          <w:color w:val="444444"/>
+          <w:color w:val="686868"/>
           <w:sz w:val="19"/>
         </w:rPr>
         <w:t>This report summarises corrosion control, scale control, microbial control, water efficiency, product efficiency, and proactive system support for Candler Hospital Savannah GA (US), August 2026, using controller setpoints, telemetry KPIs, field data, and service note records.</w:t>
@@ -265,7 +369,20 @@
         <w:tc>
           <w:tcPr>
             <w:tcW w:type="dxa" w:w="3118"/>
-            <w:shd w:val="clear" w:color="auto" w:fill="00857C"/>
+            <w:vAlign w:val="center"/>
+            <w:shd w:val="clear" w:color="auto" w:fill="009878"/>
+            <w:tcBorders>
+              <w:top w:val="single" w:sz="4" w:space="0" w:color="D0D0D0"/>
+              <w:left w:val="single" w:sz="4" w:space="0" w:color="D0D0D0"/>
+              <w:bottom w:val="single" w:sz="4" w:space="0" w:color="D0D0D0"/>
+              <w:right w:val="single" w:sz="4" w:space="0" w:color="D0D0D0"/>
+            </w:tcBorders>
+            <w:tcMar>
+              <w:top w:w="90" w:type="dxa"/>
+              <w:start w:w="120" w:type="dxa"/>
+              <w:bottom w:w="90" w:type="dxa"/>
+              <w:end w:w="120" w:type="dxa"/>
+            </w:tcMar>
           </w:tcPr>
           <w:p>
             <w:pPr>
@@ -284,7 +401,20 @@
         <w:tc>
           <w:tcPr>
             <w:tcW w:type="dxa" w:w="2835"/>
-            <w:shd w:val="clear" w:color="auto" w:fill="00857C"/>
+            <w:vAlign w:val="center"/>
+            <w:shd w:val="clear" w:color="auto" w:fill="009878"/>
+            <w:tcBorders>
+              <w:top w:val="single" w:sz="4" w:space="0" w:color="D0D0D0"/>
+              <w:left w:val="single" w:sz="4" w:space="0" w:color="D0D0D0"/>
+              <w:bottom w:val="single" w:sz="4" w:space="0" w:color="D0D0D0"/>
+              <w:right w:val="single" w:sz="4" w:space="0" w:color="D0D0D0"/>
+            </w:tcBorders>
+            <w:tcMar>
+              <w:top w:w="90" w:type="dxa"/>
+              <w:start w:w="120" w:type="dxa"/>
+              <w:bottom w:w="90" w:type="dxa"/>
+              <w:end w:w="120" w:type="dxa"/>
+            </w:tcMar>
           </w:tcPr>
           <w:p>
             <w:pPr>
@@ -303,7 +433,20 @@
         <w:tc>
           <w:tcPr>
             <w:tcW w:type="dxa" w:w="3402"/>
-            <w:shd w:val="clear" w:color="auto" w:fill="00857C"/>
+            <w:vAlign w:val="center"/>
+            <w:shd w:val="clear" w:color="auto" w:fill="009878"/>
+            <w:tcBorders>
+              <w:top w:val="single" w:sz="4" w:space="0" w:color="D0D0D0"/>
+              <w:left w:val="single" w:sz="4" w:space="0" w:color="D0D0D0"/>
+              <w:bottom w:val="single" w:sz="4" w:space="0" w:color="D0D0D0"/>
+              <w:right w:val="single" w:sz="4" w:space="0" w:color="D0D0D0"/>
+            </w:tcBorders>
+            <w:tcMar>
+              <w:top w:w="90" w:type="dxa"/>
+              <w:start w:w="120" w:type="dxa"/>
+              <w:bottom w:w="90" w:type="dxa"/>
+              <w:end w:w="120" w:type="dxa"/>
+            </w:tcMar>
           </w:tcPr>
           <w:p>
             <w:pPr>
@@ -324,7 +467,20 @@
         <w:tc>
           <w:tcPr>
             <w:tcW w:type="dxa" w:w="3118"/>
+            <w:vAlign w:val="center"/>
             <w:shd w:val="clear" w:color="auto" w:fill="FFFFFF"/>
+            <w:tcBorders>
+              <w:top w:val="single" w:sz="4" w:space="0" w:color="D0D0D0"/>
+              <w:left w:val="single" w:sz="4" w:space="0" w:color="D0D0D0"/>
+              <w:bottom w:val="single" w:sz="4" w:space="0" w:color="D0D0D0"/>
+              <w:right w:val="single" w:sz="4" w:space="0" w:color="D0D0D0"/>
+            </w:tcBorders>
+            <w:tcMar>
+              <w:top w:w="90" w:type="dxa"/>
+              <w:start w:w="120" w:type="dxa"/>
+              <w:bottom w:w="90" w:type="dxa"/>
+              <w:end w:w="120" w:type="dxa"/>
+            </w:tcMar>
           </w:tcPr>
           <w:p>
             <w:pPr>
@@ -341,7 +497,20 @@
         <w:tc>
           <w:tcPr>
             <w:tcW w:type="dxa" w:w="2835"/>
+            <w:vAlign w:val="center"/>
             <w:shd w:val="clear" w:color="auto" w:fill="FFFFFF"/>
+            <w:tcBorders>
+              <w:top w:val="single" w:sz="4" w:space="0" w:color="D0D0D0"/>
+              <w:left w:val="single" w:sz="4" w:space="0" w:color="D0D0D0"/>
+              <w:bottom w:val="single" w:sz="4" w:space="0" w:color="D0D0D0"/>
+              <w:right w:val="single" w:sz="4" w:space="0" w:color="D0D0D0"/>
+            </w:tcBorders>
+            <w:tcMar>
+              <w:top w:w="90" w:type="dxa"/>
+              <w:start w:w="120" w:type="dxa"/>
+              <w:bottom w:w="90" w:type="dxa"/>
+              <w:end w:w="120" w:type="dxa"/>
+            </w:tcMar>
           </w:tcPr>
           <w:p>
             <w:pPr>
@@ -351,14 +520,27 @@
               <w:rPr>
                 <w:sz w:val="18"/>
               </w:rPr>
-              <w:t>21 September 2026</w:t>
+              <w:t>23 September 2026</w:t>
             </w:r>
           </w:p>
         </w:tc>
         <w:tc>
           <w:tcPr>
             <w:tcW w:type="dxa" w:w="3402"/>
+            <w:vAlign w:val="center"/>
             <w:shd w:val="clear" w:color="auto" w:fill="FFFFFF"/>
+            <w:tcBorders>
+              <w:top w:val="single" w:sz="4" w:space="0" w:color="D0D0D0"/>
+              <w:left w:val="single" w:sz="4" w:space="0" w:color="D0D0D0"/>
+              <w:bottom w:val="single" w:sz="4" w:space="0" w:color="D0D0D0"/>
+              <w:right w:val="single" w:sz="4" w:space="0" w:color="D0D0D0"/>
+            </w:tcBorders>
+            <w:tcMar>
+              <w:top w:w="90" w:type="dxa"/>
+              <w:start w:w="120" w:type="dxa"/>
+              <w:bottom w:w="90" w:type="dxa"/>
+              <w:end w:w="120" w:type="dxa"/>
+            </w:tcMar>
           </w:tcPr>
           <w:p>
             <w:pPr>
@@ -382,28 +564,26 @@
     </w:p>
     <w:p>
       <w:pPr>
-        <w:pBdr>
-          <w:bottom w:val="single" w:sz="8" w:space="4" w:color="00857C"/>
-        </w:pBdr>
-        <w:spacing w:before="280" w:after="80"/>
+        <w:spacing w:before="280" w:after="140"/>
+        <w:shd w:val="clear" w:color="auto" w:fill="009878"/>
       </w:pPr>
       <w:r>
         <w:rPr>
           <w:b/>
-          <w:color w:val="00857C"/>
-          <w:sz w:val="32"/>
+          <w:color w:val="FFFFFF"/>
+          <w:sz w:val="24"/>
         </w:rPr>
-        <w:t>Executive Summary</w:t>
+        <w:t xml:space="preserve">  Executive Summary</w:t>
       </w:r>
     </w:p>
     <w:p>
       <w:pPr>
-        <w:spacing w:before="200" w:after="60"/>
+        <w:spacing w:before="200" w:after="80"/>
       </w:pPr>
       <w:r>
         <w:rPr>
           <w:b/>
-          <w:color w:val="005F58"/>
+          <w:color w:val="1D5C7F"/>
           <w:sz w:val="26"/>
         </w:rPr>
         <w:t>System Health Check</w:t>
@@ -416,7 +596,7 @@
       <w:r>
         <w:rPr>
           <w:b/>
-          <w:color w:val="222222"/>
+          <w:color w:val="212529"/>
           <w:sz w:val="22"/>
         </w:rPr>
         <w:t>Corrosion Control</w:t>
@@ -425,18 +605,20 @@
     <w:p>
       <w:pPr>
         <w:spacing w:before="60" w:after="100"/>
+        <w:shd w:val="clear" w:color="auto" w:fill="F7F7F7"/>
       </w:pPr>
       <w:r>
         <w:rPr>
           <w:b/>
+          <w:color w:val="1D5C7F"/>
           <w:sz w:val="20"/>
         </w:rPr>
-        <w:t xml:space="preserve">Status: </w:t>
+        <w:t xml:space="preserve"> Status: </w:t>
       </w:r>
       <w:r>
         <w:rPr>
           <w:b/>
-          <w:color w:val="00857C"/>
+          <w:color w:val="009878"/>
           <w:sz w:val="20"/>
         </w:rPr>
         <w:t>Excellent</w:t>
@@ -463,7 +645,7 @@
       <w:r>
         <w:rPr>
           <w:b/>
-          <w:color w:val="222222"/>
+          <w:color w:val="212529"/>
           <w:sz w:val="22"/>
         </w:rPr>
         <w:t>Scale Control</w:t>
@@ -472,13 +654,15 @@
     <w:p>
       <w:pPr>
         <w:spacing w:before="60" w:after="100"/>
+        <w:shd w:val="clear" w:color="auto" w:fill="F7F7F7"/>
       </w:pPr>
       <w:r>
         <w:rPr>
           <w:b/>
+          <w:color w:val="1D5C7F"/>
           <w:sz w:val="20"/>
         </w:rPr>
-        <w:t xml:space="preserve">Status: </w:t>
+        <w:t xml:space="preserve"> Status: </w:t>
       </w:r>
       <w:r>
         <w:rPr>
@@ -510,7 +694,7 @@
       <w:r>
         <w:rPr>
           <w:b/>
-          <w:color w:val="222222"/>
+          <w:color w:val="212529"/>
           <w:sz w:val="22"/>
         </w:rPr>
         <w:t>Microbial Control</w:t>
@@ -519,13 +703,15 @@
     <w:p>
       <w:pPr>
         <w:spacing w:before="60" w:after="100"/>
+        <w:shd w:val="clear" w:color="auto" w:fill="F7F7F7"/>
       </w:pPr>
       <w:r>
         <w:rPr>
           <w:b/>
+          <w:color w:val="1D5C7F"/>
           <w:sz w:val="20"/>
         </w:rPr>
-        <w:t xml:space="preserve">Status: </w:t>
+        <w:t xml:space="preserve"> Status: </w:t>
       </w:r>
       <w:r>
         <w:rPr>
@@ -552,12 +738,12 @@
     </w:p>
     <w:p>
       <w:pPr>
-        <w:spacing w:before="200" w:after="60"/>
+        <w:spacing w:before="200" w:after="80"/>
       </w:pPr>
       <w:r>
         <w:rPr>
           <w:b/>
-          <w:color w:val="005F58"/>
+          <w:color w:val="1D5C7F"/>
           <w:sz w:val="26"/>
         </w:rPr>
         <w:t>Water Efficiency</w:t>
@@ -566,21 +752,23 @@
     <w:p>
       <w:pPr>
         <w:spacing w:before="60" w:after="100"/>
+        <w:shd w:val="clear" w:color="auto" w:fill="F7F7F7"/>
       </w:pPr>
       <w:r>
         <w:rPr>
           <w:b/>
+          <w:color w:val="1D5C7F"/>
           <w:sz w:val="20"/>
         </w:rPr>
-        <w:t xml:space="preserve">Status: </w:t>
+        <w:t xml:space="preserve"> Status: </w:t>
       </w:r>
       <w:r>
         <w:rPr>
           <w:b/>
-          <w:color w:val="B8860B"/>
+          <w:color w:val="C00000"/>
           <w:sz w:val="20"/>
         </w:rPr>
-        <w:t>Acceptable</w:t>
+        <w:t>Critical</w:t>
       </w:r>
     </w:p>
     <w:tbl>
@@ -600,7 +788,20 @@
         <w:tc>
           <w:tcPr>
             <w:tcW w:type="dxa" w:w="1928"/>
-            <w:shd w:val="clear" w:color="auto" w:fill="00857C"/>
+            <w:vAlign w:val="center"/>
+            <w:shd w:val="clear" w:color="auto" w:fill="009878"/>
+            <w:tcBorders>
+              <w:top w:val="single" w:sz="4" w:space="0" w:color="D0D0D0"/>
+              <w:left w:val="single" w:sz="4" w:space="0" w:color="D0D0D0"/>
+              <w:bottom w:val="single" w:sz="4" w:space="0" w:color="D0D0D0"/>
+              <w:right w:val="single" w:sz="4" w:space="0" w:color="D0D0D0"/>
+            </w:tcBorders>
+            <w:tcMar>
+              <w:top w:w="90" w:type="dxa"/>
+              <w:start w:w="120" w:type="dxa"/>
+              <w:bottom w:w="90" w:type="dxa"/>
+              <w:end w:w="120" w:type="dxa"/>
+            </w:tcMar>
           </w:tcPr>
           <w:p>
             <w:pPr>
@@ -619,7 +820,20 @@
         <w:tc>
           <w:tcPr>
             <w:tcW w:type="dxa" w:w="1928"/>
-            <w:shd w:val="clear" w:color="auto" w:fill="00857C"/>
+            <w:vAlign w:val="center"/>
+            <w:shd w:val="clear" w:color="auto" w:fill="009878"/>
+            <w:tcBorders>
+              <w:top w:val="single" w:sz="4" w:space="0" w:color="D0D0D0"/>
+              <w:left w:val="single" w:sz="4" w:space="0" w:color="D0D0D0"/>
+              <w:bottom w:val="single" w:sz="4" w:space="0" w:color="D0D0D0"/>
+              <w:right w:val="single" w:sz="4" w:space="0" w:color="D0D0D0"/>
+            </w:tcBorders>
+            <w:tcMar>
+              <w:top w:w="90" w:type="dxa"/>
+              <w:start w:w="120" w:type="dxa"/>
+              <w:bottom w:w="90" w:type="dxa"/>
+              <w:end w:w="120" w:type="dxa"/>
+            </w:tcMar>
           </w:tcPr>
           <w:p>
             <w:pPr>
@@ -638,7 +852,20 @@
         <w:tc>
           <w:tcPr>
             <w:tcW w:type="dxa" w:w="1928"/>
-            <w:shd w:val="clear" w:color="auto" w:fill="00857C"/>
+            <w:vAlign w:val="center"/>
+            <w:shd w:val="clear" w:color="auto" w:fill="009878"/>
+            <w:tcBorders>
+              <w:top w:val="single" w:sz="4" w:space="0" w:color="D0D0D0"/>
+              <w:left w:val="single" w:sz="4" w:space="0" w:color="D0D0D0"/>
+              <w:bottom w:val="single" w:sz="4" w:space="0" w:color="D0D0D0"/>
+              <w:right w:val="single" w:sz="4" w:space="0" w:color="D0D0D0"/>
+            </w:tcBorders>
+            <w:tcMar>
+              <w:top w:w="90" w:type="dxa"/>
+              <w:start w:w="120" w:type="dxa"/>
+              <w:bottom w:w="90" w:type="dxa"/>
+              <w:end w:w="120" w:type="dxa"/>
+            </w:tcMar>
           </w:tcPr>
           <w:p>
             <w:pPr>
@@ -657,7 +884,20 @@
         <w:tc>
           <w:tcPr>
             <w:tcW w:type="dxa" w:w="1928"/>
-            <w:shd w:val="clear" w:color="auto" w:fill="00857C"/>
+            <w:vAlign w:val="center"/>
+            <w:shd w:val="clear" w:color="auto" w:fill="009878"/>
+            <w:tcBorders>
+              <w:top w:val="single" w:sz="4" w:space="0" w:color="D0D0D0"/>
+              <w:left w:val="single" w:sz="4" w:space="0" w:color="D0D0D0"/>
+              <w:bottom w:val="single" w:sz="4" w:space="0" w:color="D0D0D0"/>
+              <w:right w:val="single" w:sz="4" w:space="0" w:color="D0D0D0"/>
+            </w:tcBorders>
+            <w:tcMar>
+              <w:top w:w="90" w:type="dxa"/>
+              <w:start w:w="120" w:type="dxa"/>
+              <w:bottom w:w="90" w:type="dxa"/>
+              <w:end w:w="120" w:type="dxa"/>
+            </w:tcMar>
           </w:tcPr>
           <w:p>
             <w:pPr>
@@ -676,7 +916,20 @@
         <w:tc>
           <w:tcPr>
             <w:tcW w:type="dxa" w:w="1928"/>
-            <w:shd w:val="clear" w:color="auto" w:fill="00857C"/>
+            <w:vAlign w:val="center"/>
+            <w:shd w:val="clear" w:color="auto" w:fill="009878"/>
+            <w:tcBorders>
+              <w:top w:val="single" w:sz="4" w:space="0" w:color="D0D0D0"/>
+              <w:left w:val="single" w:sz="4" w:space="0" w:color="D0D0D0"/>
+              <w:bottom w:val="single" w:sz="4" w:space="0" w:color="D0D0D0"/>
+              <w:right w:val="single" w:sz="4" w:space="0" w:color="D0D0D0"/>
+            </w:tcBorders>
+            <w:tcMar>
+              <w:top w:w="90" w:type="dxa"/>
+              <w:start w:w="120" w:type="dxa"/>
+              <w:bottom w:w="90" w:type="dxa"/>
+              <w:end w:w="120" w:type="dxa"/>
+            </w:tcMar>
           </w:tcPr>
           <w:p>
             <w:pPr>
@@ -697,7 +950,20 @@
         <w:tc>
           <w:tcPr>
             <w:tcW w:type="dxa" w:w="1928"/>
+            <w:vAlign w:val="center"/>
             <w:shd w:val="clear" w:color="auto" w:fill="FFFFFF"/>
+            <w:tcBorders>
+              <w:top w:val="single" w:sz="4" w:space="0" w:color="D0D0D0"/>
+              <w:left w:val="single" w:sz="4" w:space="0" w:color="D0D0D0"/>
+              <w:bottom w:val="single" w:sz="4" w:space="0" w:color="D0D0D0"/>
+              <w:right w:val="single" w:sz="4" w:space="0" w:color="D0D0D0"/>
+            </w:tcBorders>
+            <w:tcMar>
+              <w:top w:w="90" w:type="dxa"/>
+              <w:start w:w="120" w:type="dxa"/>
+              <w:bottom w:w="90" w:type="dxa"/>
+              <w:end w:w="120" w:type="dxa"/>
+            </w:tcMar>
           </w:tcPr>
           <w:p>
             <w:pPr>
@@ -714,7 +980,20 @@
         <w:tc>
           <w:tcPr>
             <w:tcW w:type="dxa" w:w="1928"/>
+            <w:vAlign w:val="center"/>
             <w:shd w:val="clear" w:color="auto" w:fill="FFFFFF"/>
+            <w:tcBorders>
+              <w:top w:val="single" w:sz="4" w:space="0" w:color="D0D0D0"/>
+              <w:left w:val="single" w:sz="4" w:space="0" w:color="D0D0D0"/>
+              <w:bottom w:val="single" w:sz="4" w:space="0" w:color="D0D0D0"/>
+              <w:right w:val="single" w:sz="4" w:space="0" w:color="D0D0D0"/>
+            </w:tcBorders>
+            <w:tcMar>
+              <w:top w:w="90" w:type="dxa"/>
+              <w:start w:w="120" w:type="dxa"/>
+              <w:bottom w:w="90" w:type="dxa"/>
+              <w:end w:w="120" w:type="dxa"/>
+            </w:tcMar>
           </w:tcPr>
           <w:p>
             <w:pPr>
@@ -731,7 +1010,20 @@
         <w:tc>
           <w:tcPr>
             <w:tcW w:type="dxa" w:w="1928"/>
+            <w:vAlign w:val="center"/>
             <w:shd w:val="clear" w:color="auto" w:fill="FFFFFF"/>
+            <w:tcBorders>
+              <w:top w:val="single" w:sz="4" w:space="0" w:color="D0D0D0"/>
+              <w:left w:val="single" w:sz="4" w:space="0" w:color="D0D0D0"/>
+              <w:bottom w:val="single" w:sz="4" w:space="0" w:color="D0D0D0"/>
+              <w:right w:val="single" w:sz="4" w:space="0" w:color="D0D0D0"/>
+            </w:tcBorders>
+            <w:tcMar>
+              <w:top w:w="90" w:type="dxa"/>
+              <w:start w:w="120" w:type="dxa"/>
+              <w:bottom w:w="90" w:type="dxa"/>
+              <w:end w:w="120" w:type="dxa"/>
+            </w:tcMar>
           </w:tcPr>
           <w:p>
             <w:pPr>
@@ -748,7 +1040,20 @@
         <w:tc>
           <w:tcPr>
             <w:tcW w:type="dxa" w:w="1928"/>
+            <w:vAlign w:val="center"/>
             <w:shd w:val="clear" w:color="auto" w:fill="FFFFFF"/>
+            <w:tcBorders>
+              <w:top w:val="single" w:sz="4" w:space="0" w:color="D0D0D0"/>
+              <w:left w:val="single" w:sz="4" w:space="0" w:color="D0D0D0"/>
+              <w:bottom w:val="single" w:sz="4" w:space="0" w:color="D0D0D0"/>
+              <w:right w:val="single" w:sz="4" w:space="0" w:color="D0D0D0"/>
+            </w:tcBorders>
+            <w:tcMar>
+              <w:top w:w="90" w:type="dxa"/>
+              <w:start w:w="120" w:type="dxa"/>
+              <w:bottom w:w="90" w:type="dxa"/>
+              <w:end w:w="120" w:type="dxa"/>
+            </w:tcMar>
           </w:tcPr>
           <w:p>
             <w:pPr>
@@ -765,7 +1070,20 @@
         <w:tc>
           <w:tcPr>
             <w:tcW w:type="dxa" w:w="1928"/>
+            <w:vAlign w:val="center"/>
             <w:shd w:val="clear" w:color="auto" w:fill="FFFFFF"/>
+            <w:tcBorders>
+              <w:top w:val="single" w:sz="4" w:space="0" w:color="D0D0D0"/>
+              <w:left w:val="single" w:sz="4" w:space="0" w:color="D0D0D0"/>
+              <w:bottom w:val="single" w:sz="4" w:space="0" w:color="D0D0D0"/>
+              <w:right w:val="single" w:sz="4" w:space="0" w:color="D0D0D0"/>
+            </w:tcBorders>
+            <w:tcMar>
+              <w:top w:w="90" w:type="dxa"/>
+              <w:start w:w="120" w:type="dxa"/>
+              <w:bottom w:w="90" w:type="dxa"/>
+              <w:end w:w="120" w:type="dxa"/>
+            </w:tcMar>
           </w:tcPr>
           <w:p>
             <w:pPr>
@@ -775,7 +1093,7 @@
               <w:rPr>
                 <w:sz w:val="18"/>
               </w:rPr>
-              <w:t>Acceptable</w:t>
+              <w:t>Critical</w:t>
             </w:r>
           </w:p>
         </w:tc>
@@ -800,7 +1118,20 @@
         <w:tc>
           <w:tcPr>
             <w:tcW w:type="dxa" w:w="1928"/>
-            <w:shd w:val="clear" w:color="auto" w:fill="00857C"/>
+            <w:vAlign w:val="center"/>
+            <w:shd w:val="clear" w:color="auto" w:fill="009878"/>
+            <w:tcBorders>
+              <w:top w:val="single" w:sz="4" w:space="0" w:color="D0D0D0"/>
+              <w:left w:val="single" w:sz="4" w:space="0" w:color="D0D0D0"/>
+              <w:bottom w:val="single" w:sz="4" w:space="0" w:color="D0D0D0"/>
+              <w:right w:val="single" w:sz="4" w:space="0" w:color="D0D0D0"/>
+            </w:tcBorders>
+            <w:tcMar>
+              <w:top w:w="90" w:type="dxa"/>
+              <w:start w:w="120" w:type="dxa"/>
+              <w:bottom w:w="90" w:type="dxa"/>
+              <w:end w:w="120" w:type="dxa"/>
+            </w:tcMar>
           </w:tcPr>
           <w:p>
             <w:pPr>
@@ -819,7 +1150,20 @@
         <w:tc>
           <w:tcPr>
             <w:tcW w:type="dxa" w:w="1247"/>
-            <w:shd w:val="clear" w:color="auto" w:fill="00857C"/>
+            <w:vAlign w:val="center"/>
+            <w:shd w:val="clear" w:color="auto" w:fill="009878"/>
+            <w:tcBorders>
+              <w:top w:val="single" w:sz="4" w:space="0" w:color="D0D0D0"/>
+              <w:left w:val="single" w:sz="4" w:space="0" w:color="D0D0D0"/>
+              <w:bottom w:val="single" w:sz="4" w:space="0" w:color="D0D0D0"/>
+              <w:right w:val="single" w:sz="4" w:space="0" w:color="D0D0D0"/>
+            </w:tcBorders>
+            <w:tcMar>
+              <w:top w:w="90" w:type="dxa"/>
+              <w:start w:w="120" w:type="dxa"/>
+              <w:bottom w:w="90" w:type="dxa"/>
+              <w:end w:w="120" w:type="dxa"/>
+            </w:tcMar>
           </w:tcPr>
           <w:p>
             <w:pPr>
@@ -838,7 +1182,20 @@
         <w:tc>
           <w:tcPr>
             <w:tcW w:type="dxa" w:w="1247"/>
-            <w:shd w:val="clear" w:color="auto" w:fill="00857C"/>
+            <w:vAlign w:val="center"/>
+            <w:shd w:val="clear" w:color="auto" w:fill="009878"/>
+            <w:tcBorders>
+              <w:top w:val="single" w:sz="4" w:space="0" w:color="D0D0D0"/>
+              <w:left w:val="single" w:sz="4" w:space="0" w:color="D0D0D0"/>
+              <w:bottom w:val="single" w:sz="4" w:space="0" w:color="D0D0D0"/>
+              <w:right w:val="single" w:sz="4" w:space="0" w:color="D0D0D0"/>
+            </w:tcBorders>
+            <w:tcMar>
+              <w:top w:w="90" w:type="dxa"/>
+              <w:start w:w="120" w:type="dxa"/>
+              <w:bottom w:w="90" w:type="dxa"/>
+              <w:end w:w="120" w:type="dxa"/>
+            </w:tcMar>
           </w:tcPr>
           <w:p>
             <w:pPr>
@@ -857,7 +1214,20 @@
         <w:tc>
           <w:tcPr>
             <w:tcW w:type="dxa" w:w="1247"/>
-            <w:shd w:val="clear" w:color="auto" w:fill="00857C"/>
+            <w:vAlign w:val="center"/>
+            <w:shd w:val="clear" w:color="auto" w:fill="009878"/>
+            <w:tcBorders>
+              <w:top w:val="single" w:sz="4" w:space="0" w:color="D0D0D0"/>
+              <w:left w:val="single" w:sz="4" w:space="0" w:color="D0D0D0"/>
+              <w:bottom w:val="single" w:sz="4" w:space="0" w:color="D0D0D0"/>
+              <w:right w:val="single" w:sz="4" w:space="0" w:color="D0D0D0"/>
+            </w:tcBorders>
+            <w:tcMar>
+              <w:top w:w="90" w:type="dxa"/>
+              <w:start w:w="120" w:type="dxa"/>
+              <w:bottom w:w="90" w:type="dxa"/>
+              <w:end w:w="120" w:type="dxa"/>
+            </w:tcMar>
           </w:tcPr>
           <w:p>
             <w:pPr>
@@ -876,7 +1246,20 @@
         <w:tc>
           <w:tcPr>
             <w:tcW w:type="dxa" w:w="2041"/>
-            <w:shd w:val="clear" w:color="auto" w:fill="00857C"/>
+            <w:vAlign w:val="center"/>
+            <w:shd w:val="clear" w:color="auto" w:fill="009878"/>
+            <w:tcBorders>
+              <w:top w:val="single" w:sz="4" w:space="0" w:color="D0D0D0"/>
+              <w:left w:val="single" w:sz="4" w:space="0" w:color="D0D0D0"/>
+              <w:bottom w:val="single" w:sz="4" w:space="0" w:color="D0D0D0"/>
+              <w:right w:val="single" w:sz="4" w:space="0" w:color="D0D0D0"/>
+            </w:tcBorders>
+            <w:tcMar>
+              <w:top w:w="90" w:type="dxa"/>
+              <w:start w:w="120" w:type="dxa"/>
+              <w:bottom w:w="90" w:type="dxa"/>
+              <w:end w:w="120" w:type="dxa"/>
+            </w:tcMar>
           </w:tcPr>
           <w:p>
             <w:pPr>
@@ -895,7 +1278,20 @@
         <w:tc>
           <w:tcPr>
             <w:tcW w:type="dxa" w:w="1928"/>
-            <w:shd w:val="clear" w:color="auto" w:fill="00857C"/>
+            <w:vAlign w:val="center"/>
+            <w:shd w:val="clear" w:color="auto" w:fill="009878"/>
+            <w:tcBorders>
+              <w:top w:val="single" w:sz="4" w:space="0" w:color="D0D0D0"/>
+              <w:left w:val="single" w:sz="4" w:space="0" w:color="D0D0D0"/>
+              <w:bottom w:val="single" w:sz="4" w:space="0" w:color="D0D0D0"/>
+              <w:right w:val="single" w:sz="4" w:space="0" w:color="D0D0D0"/>
+            </w:tcBorders>
+            <w:tcMar>
+              <w:top w:w="90" w:type="dxa"/>
+              <w:start w:w="120" w:type="dxa"/>
+              <w:bottom w:w="90" w:type="dxa"/>
+              <w:end w:w="120" w:type="dxa"/>
+            </w:tcMar>
           </w:tcPr>
           <w:p>
             <w:pPr>
@@ -916,7 +1312,20 @@
         <w:tc>
           <w:tcPr>
             <w:tcW w:type="dxa" w:w="1928"/>
+            <w:vAlign w:val="center"/>
             <w:shd w:val="clear" w:color="auto" w:fill="FFFFFF"/>
+            <w:tcBorders>
+              <w:top w:val="single" w:sz="4" w:space="0" w:color="D0D0D0"/>
+              <w:left w:val="single" w:sz="4" w:space="0" w:color="D0D0D0"/>
+              <w:bottom w:val="single" w:sz="4" w:space="0" w:color="D0D0D0"/>
+              <w:right w:val="single" w:sz="4" w:space="0" w:color="D0D0D0"/>
+            </w:tcBorders>
+            <w:tcMar>
+              <w:top w:w="90" w:type="dxa"/>
+              <w:start w:w="120" w:type="dxa"/>
+              <w:bottom w:w="90" w:type="dxa"/>
+              <w:end w:w="120" w:type="dxa"/>
+            </w:tcMar>
           </w:tcPr>
           <w:p>
             <w:pPr>
@@ -933,7 +1342,20 @@
         <w:tc>
           <w:tcPr>
             <w:tcW w:type="dxa" w:w="1247"/>
+            <w:vAlign w:val="center"/>
             <w:shd w:val="clear" w:color="auto" w:fill="FFFFFF"/>
+            <w:tcBorders>
+              <w:top w:val="single" w:sz="4" w:space="0" w:color="D0D0D0"/>
+              <w:left w:val="single" w:sz="4" w:space="0" w:color="D0D0D0"/>
+              <w:bottom w:val="single" w:sz="4" w:space="0" w:color="D0D0D0"/>
+              <w:right w:val="single" w:sz="4" w:space="0" w:color="D0D0D0"/>
+            </w:tcBorders>
+            <w:tcMar>
+              <w:top w:w="90" w:type="dxa"/>
+              <w:start w:w="120" w:type="dxa"/>
+              <w:bottom w:w="90" w:type="dxa"/>
+              <w:end w:w="120" w:type="dxa"/>
+            </w:tcMar>
           </w:tcPr>
           <w:p>
             <w:pPr>
@@ -950,7 +1372,20 @@
         <w:tc>
           <w:tcPr>
             <w:tcW w:type="dxa" w:w="1247"/>
+            <w:vAlign w:val="center"/>
             <w:shd w:val="clear" w:color="auto" w:fill="FFFFFF"/>
+            <w:tcBorders>
+              <w:top w:val="single" w:sz="4" w:space="0" w:color="D0D0D0"/>
+              <w:left w:val="single" w:sz="4" w:space="0" w:color="D0D0D0"/>
+              <w:bottom w:val="single" w:sz="4" w:space="0" w:color="D0D0D0"/>
+              <w:right w:val="single" w:sz="4" w:space="0" w:color="D0D0D0"/>
+            </w:tcBorders>
+            <w:tcMar>
+              <w:top w:w="90" w:type="dxa"/>
+              <w:start w:w="120" w:type="dxa"/>
+              <w:bottom w:w="90" w:type="dxa"/>
+              <w:end w:w="120" w:type="dxa"/>
+            </w:tcMar>
           </w:tcPr>
           <w:p>
             <w:pPr>
@@ -967,7 +1402,20 @@
         <w:tc>
           <w:tcPr>
             <w:tcW w:type="dxa" w:w="1247"/>
+            <w:vAlign w:val="center"/>
             <w:shd w:val="clear" w:color="auto" w:fill="FFFFFF"/>
+            <w:tcBorders>
+              <w:top w:val="single" w:sz="4" w:space="0" w:color="D0D0D0"/>
+              <w:left w:val="single" w:sz="4" w:space="0" w:color="D0D0D0"/>
+              <w:bottom w:val="single" w:sz="4" w:space="0" w:color="D0D0D0"/>
+              <w:right w:val="single" w:sz="4" w:space="0" w:color="D0D0D0"/>
+            </w:tcBorders>
+            <w:tcMar>
+              <w:top w:w="90" w:type="dxa"/>
+              <w:start w:w="120" w:type="dxa"/>
+              <w:bottom w:w="90" w:type="dxa"/>
+              <w:end w:w="120" w:type="dxa"/>
+            </w:tcMar>
           </w:tcPr>
           <w:p>
             <w:pPr>
@@ -984,7 +1432,20 @@
         <w:tc>
           <w:tcPr>
             <w:tcW w:type="dxa" w:w="2041"/>
+            <w:vAlign w:val="center"/>
             <w:shd w:val="clear" w:color="auto" w:fill="FFFFFF"/>
+            <w:tcBorders>
+              <w:top w:val="single" w:sz="4" w:space="0" w:color="D0D0D0"/>
+              <w:left w:val="single" w:sz="4" w:space="0" w:color="D0D0D0"/>
+              <w:bottom w:val="single" w:sz="4" w:space="0" w:color="D0D0D0"/>
+              <w:right w:val="single" w:sz="4" w:space="0" w:color="D0D0D0"/>
+            </w:tcBorders>
+            <w:tcMar>
+              <w:top w:w="90" w:type="dxa"/>
+              <w:start w:w="120" w:type="dxa"/>
+              <w:bottom w:w="90" w:type="dxa"/>
+              <w:end w:w="120" w:type="dxa"/>
+            </w:tcMar>
           </w:tcPr>
           <w:p>
             <w:pPr>
@@ -1001,7 +1462,20 @@
         <w:tc>
           <w:tcPr>
             <w:tcW w:type="dxa" w:w="1928"/>
+            <w:vAlign w:val="center"/>
             <w:shd w:val="clear" w:color="auto" w:fill="FFFFFF"/>
+            <w:tcBorders>
+              <w:top w:val="single" w:sz="4" w:space="0" w:color="D0D0D0"/>
+              <w:left w:val="single" w:sz="4" w:space="0" w:color="D0D0D0"/>
+              <w:bottom w:val="single" w:sz="4" w:space="0" w:color="D0D0D0"/>
+              <w:right w:val="single" w:sz="4" w:space="0" w:color="D0D0D0"/>
+            </w:tcBorders>
+            <w:tcMar>
+              <w:top w:w="90" w:type="dxa"/>
+              <w:start w:w="120" w:type="dxa"/>
+              <w:bottom w:w="90" w:type="dxa"/>
+              <w:end w:w="120" w:type="dxa"/>
+            </w:tcMar>
           </w:tcPr>
           <w:p>
             <w:pPr>
@@ -1029,7 +1503,7 @@
           <w:i w:val="0"/>
           <w:sz w:val="20"/>
         </w:rPr>
-        <w:t>Because current COC is more than 20% below the value-creation Target COC, estimated avoidable makeup water is 2,561,298 gallons per annum. At a makeup water cost of $5 per 100 gallons, the estimated annual savings opportunity is $128,064.89.</w:t>
+        <w:t>Because current COC is more than 3% below the value-creation Target COC, estimated avoidable makeup water is 2,561,298 gallons per annum. At a makeup water cost of $5 per 100 gallons, the estimated annual savings opportunity is $128,064.89.</w:t>
       </w:r>
     </w:p>
     <w:p>
@@ -1043,17 +1517,17 @@
           <w:i w:val="0"/>
           <w:sz w:val="20"/>
         </w:rPr>
-        <w:t>Water efficiency was Critical. Conductivity averaged 477.35 uS/cm against the 570.00-630.00 uS/cm Controller Setpoint range, with only 10.1% of readings in range. Conductivity increased from about 381.2 uS/cm early in the month to 573.4 uS/cm later, but the monthly average remained below the configured range. Dilution, water loss, excess blowdown, or makeup changes should be reviewed.</w:t>
+        <w:t>The average conductivity is 477.4 µS/cm, which is below the recommended setpoint range of 570-630 µS/cm. Conductivity increased from about 381.2 µS/cm at the start of the month to 573.4 µS/cm at the end. Water loss was observed from the COC gap and last-day conductivity was 542.8 µS/cm, so inspect blowdown valve operation, makeup changes, dilution sources, and possible water loss.</w:t>
       </w:r>
     </w:p>
     <w:p>
       <w:pPr>
-        <w:spacing w:before="200" w:after="60"/>
+        <w:spacing w:before="200" w:after="80"/>
       </w:pPr>
       <w:r>
         <w:rPr>
           <w:b/>
-          <w:color w:val="005F58"/>
+          <w:color w:val="1D5C7F"/>
           <w:sz w:val="26"/>
         </w:rPr>
         <w:t>Product Efficiency</w:t>
@@ -1062,13 +1536,15 @@
     <w:p>
       <w:pPr>
         <w:spacing w:before="60" w:after="100"/>
+        <w:shd w:val="clear" w:color="auto" w:fill="F7F7F7"/>
       </w:pPr>
       <w:r>
         <w:rPr>
           <w:b/>
+          <w:color w:val="1D5C7F"/>
           <w:sz w:val="20"/>
         </w:rPr>
-        <w:t xml:space="preserve">Status: </w:t>
+        <w:t xml:space="preserve"> Status: </w:t>
       </w:r>
       <w:r>
         <w:rPr>
@@ -1095,12 +1571,26 @@
     </w:p>
     <w:p>
       <w:pPr>
-        <w:spacing w:before="200" w:after="60"/>
+        <w:spacing w:before="80" w:after="120"/>
+        <w:jc w:val="left"/>
+      </w:pPr>
+      <w:r>
+        <w:rPr>
+          <w:b w:val="0"/>
+          <w:i w:val="0"/>
+          <w:sz w:val="20"/>
+        </w:rPr>
+        <w:t>The target consumption rate is 83.8 pounds/month whereas current consumption rate is 88.4 pounds. There is increase in consumption by 4.7 pounds, indicating overdosage.</w:t>
+      </w:r>
+    </w:p>
+    <w:p>
+      <w:pPr>
+        <w:spacing w:before="200" w:after="80"/>
       </w:pPr>
       <w:r>
         <w:rPr>
           <w:b/>
-          <w:color w:val="005F58"/>
+          <w:color w:val="1D5C7F"/>
           <w:sz w:val="26"/>
         </w:rPr>
         <w:t>Proactive System Support</w:t>
@@ -1117,7 +1607,7 @@
           <w:i w:val="0"/>
           <w:sz w:val="20"/>
         </w:rPr>
-        <w:t>No service notes were recorded for the August reporting period. Recommended follow-up: Confirm inhibitor residual, inspect for deposit activity, and compare corrosion movement with ORP and product trends. Traced Product was not maintained while conductivity was also not maintained, so treat the product issue as conductivity-related and check cycles, blowdown, makeup, and dilution behavior first. Review makeup conductivity and blowdown control because cycles of concentration are still deviating from target. Check FRC during the upcoming service visit to confirm oxidizing biocide residual. Measure dip-slide CFU during the upcoming service visit to confirm microbial control. Verify phosphate and silica residuals during the next service visit.</w:t>
+        <w:t>Recommended follow-up: Confirm inhibitor residual, inspect for deposit activity, and compare corrosion movement with ORP and product trends. Traced Product was not maintained while conductivity was also not maintained, so treat the product issue as conductivity-related and check cycles, blowdown, makeup, and dilution behavior first. Review makeup conductivity and blowdown control because cycles of concentration are still deviating from target. Check FRC during the upcoming service visit to confirm oxidizing biocide residual. Measure dip-slide CFU during the upcoming service visit to confirm microbial control. Verify phosphate and silica residuals during the next service visit.</w:t>
       </w:r>
     </w:p>
     <w:p>
@@ -1127,18 +1617,16 @@
     </w:p>
     <w:p>
       <w:pPr>
-        <w:pBdr>
-          <w:bottom w:val="single" w:sz="8" w:space="4" w:color="00857C"/>
-        </w:pBdr>
-        <w:spacing w:before="280" w:after="80"/>
+        <w:spacing w:before="280" w:after="140"/>
+        <w:shd w:val="clear" w:color="auto" w:fill="009878"/>
       </w:pPr>
       <w:r>
         <w:rPr>
           <w:b/>
-          <w:color w:val="00857C"/>
-          <w:sz w:val="32"/>
+          <w:color w:val="FFFFFF"/>
+          <w:sz w:val="24"/>
         </w:rPr>
-        <w:t>Performance Summary</w:t>
+        <w:t xml:space="preserve">  Performance Summary</w:t>
       </w:r>
     </w:p>
     <w:p>
@@ -1150,7 +1638,7 @@
         <w:rPr>
           <w:b w:val="0"/>
           <w:i/>
-          <w:color w:val="444444"/>
+          <w:color w:val="686868"/>
           <w:sz w:val="18"/>
         </w:rPr>
         <w:t>Controller Setpoints are used as control limits below. % In Range is calculated from the full reporting month telemetry.</w:t>
@@ -1163,22 +1651,32 @@
         <w:tblLook w:firstColumn="1" w:firstRow="1" w:lastColumn="0" w:lastRow="0" w:noHBand="0" w:noVBand="1" w:val="04A0"/>
       </w:tblPr>
       <w:tblGrid>
-        <w:gridCol w:w="1009"/>
-        <w:gridCol w:w="1009"/>
-        <w:gridCol w:w="1009"/>
-        <w:gridCol w:w="1009"/>
-        <w:gridCol w:w="1009"/>
-        <w:gridCol w:w="1009"/>
-        <w:gridCol w:w="1009"/>
-        <w:gridCol w:w="1009"/>
-        <w:gridCol w:w="1009"/>
-        <w:gridCol w:w="1009"/>
+        <w:gridCol w:w="1441"/>
+        <w:gridCol w:w="1441"/>
+        <w:gridCol w:w="1441"/>
+        <w:gridCol w:w="1441"/>
+        <w:gridCol w:w="1441"/>
+        <w:gridCol w:w="1441"/>
+        <w:gridCol w:w="1441"/>
       </w:tblGrid>
       <w:tr>
         <w:tc>
           <w:tcPr>
-            <w:tcW w:type="dxa" w:w="1814"/>
-            <w:shd w:val="clear" w:color="auto" w:fill="00857C"/>
+            <w:tcW w:type="dxa" w:w="2041"/>
+            <w:vAlign w:val="center"/>
+            <w:shd w:val="clear" w:color="auto" w:fill="009878"/>
+            <w:tcBorders>
+              <w:top w:val="single" w:sz="4" w:space="0" w:color="D0D0D0"/>
+              <w:left w:val="single" w:sz="4" w:space="0" w:color="D0D0D0"/>
+              <w:bottom w:val="single" w:sz="4" w:space="0" w:color="D0D0D0"/>
+              <w:right w:val="single" w:sz="4" w:space="0" w:color="D0D0D0"/>
+            </w:tcBorders>
+            <w:tcMar>
+              <w:top w:w="90" w:type="dxa"/>
+              <w:start w:w="120" w:type="dxa"/>
+              <w:bottom w:w="90" w:type="dxa"/>
+              <w:end w:w="120" w:type="dxa"/>
+            </w:tcMar>
           </w:tcPr>
           <w:p>
             <w:pPr>
@@ -1196,8 +1694,21 @@
         </w:tc>
         <w:tc>
           <w:tcPr>
-            <w:tcW w:type="dxa" w:w="1247"/>
-            <w:shd w:val="clear" w:color="auto" w:fill="00857C"/>
+            <w:tcW w:type="dxa" w:w="1417"/>
+            <w:vAlign w:val="center"/>
+            <w:shd w:val="clear" w:color="auto" w:fill="009878"/>
+            <w:tcBorders>
+              <w:top w:val="single" w:sz="4" w:space="0" w:color="D0D0D0"/>
+              <w:left w:val="single" w:sz="4" w:space="0" w:color="D0D0D0"/>
+              <w:bottom w:val="single" w:sz="4" w:space="0" w:color="D0D0D0"/>
+              <w:right w:val="single" w:sz="4" w:space="0" w:color="D0D0D0"/>
+            </w:tcBorders>
+            <w:tcMar>
+              <w:top w:w="90" w:type="dxa"/>
+              <w:start w:w="120" w:type="dxa"/>
+              <w:bottom w:w="90" w:type="dxa"/>
+              <w:end w:w="120" w:type="dxa"/>
+            </w:tcMar>
           </w:tcPr>
           <w:p>
             <w:pPr>
@@ -1215,8 +1726,21 @@
         </w:tc>
         <w:tc>
           <w:tcPr>
-            <w:tcW w:type="dxa" w:w="850"/>
-            <w:shd w:val="clear" w:color="auto" w:fill="00857C"/>
+            <w:tcW w:type="dxa" w:w="1020"/>
+            <w:vAlign w:val="center"/>
+            <w:shd w:val="clear" w:color="auto" w:fill="009878"/>
+            <w:tcBorders>
+              <w:top w:val="single" w:sz="4" w:space="0" w:color="D0D0D0"/>
+              <w:left w:val="single" w:sz="4" w:space="0" w:color="D0D0D0"/>
+              <w:bottom w:val="single" w:sz="4" w:space="0" w:color="D0D0D0"/>
+              <w:right w:val="single" w:sz="4" w:space="0" w:color="D0D0D0"/>
+            </w:tcBorders>
+            <w:tcMar>
+              <w:top w:w="90" w:type="dxa"/>
+              <w:start w:w="120" w:type="dxa"/>
+              <w:bottom w:w="90" w:type="dxa"/>
+              <w:end w:w="120" w:type="dxa"/>
+            </w:tcMar>
           </w:tcPr>
           <w:p>
             <w:pPr>
@@ -1234,65 +1758,21 @@
         </w:tc>
         <w:tc>
           <w:tcPr>
-            <w:tcW w:type="dxa" w:w="850"/>
-            <w:shd w:val="clear" w:color="auto" w:fill="00857C"/>
-          </w:tcPr>
-          <w:p>
-            <w:pPr>
-              <w:spacing w:before="60" w:after="60"/>
-            </w:pPr>
-            <w:r>
-              <w:rPr>
-                <w:b/>
-                <w:color w:val="FFFFFF"/>
-                <w:sz w:val="18"/>
-              </w:rPr>
-              <w:t>Std Dev</w:t>
-            </w:r>
-          </w:p>
-        </w:tc>
-        <w:tc>
-          <w:tcPr>
-            <w:tcW w:type="dxa" w:w="794"/>
-            <w:shd w:val="clear" w:color="auto" w:fill="00857C"/>
-          </w:tcPr>
-          <w:p>
-            <w:pPr>
-              <w:spacing w:before="60" w:after="60"/>
-            </w:pPr>
-            <w:r>
-              <w:rPr>
-                <w:b/>
-                <w:color w:val="FFFFFF"/>
-                <w:sz w:val="18"/>
-              </w:rPr>
-              <w:t>Min</w:t>
-            </w:r>
-          </w:p>
-        </w:tc>
-        <w:tc>
-          <w:tcPr>
-            <w:tcW w:type="dxa" w:w="794"/>
-            <w:shd w:val="clear" w:color="auto" w:fill="00857C"/>
-          </w:tcPr>
-          <w:p>
-            <w:pPr>
-              <w:spacing w:before="60" w:after="60"/>
-            </w:pPr>
-            <w:r>
-              <w:rPr>
-                <w:b/>
-                <w:color w:val="FFFFFF"/>
-                <w:sz w:val="18"/>
-              </w:rPr>
-              <w:t>Max</w:t>
-            </w:r>
-          </w:p>
-        </w:tc>
-        <w:tc>
-          <w:tcPr>
-            <w:tcW w:type="dxa" w:w="964"/>
-            <w:shd w:val="clear" w:color="auto" w:fill="00857C"/>
+            <w:tcW w:type="dxa" w:w="1077"/>
+            <w:vAlign w:val="center"/>
+            <w:shd w:val="clear" w:color="auto" w:fill="009878"/>
+            <w:tcBorders>
+              <w:top w:val="single" w:sz="4" w:space="0" w:color="D0D0D0"/>
+              <w:left w:val="single" w:sz="4" w:space="0" w:color="D0D0D0"/>
+              <w:bottom w:val="single" w:sz="4" w:space="0" w:color="D0D0D0"/>
+              <w:right w:val="single" w:sz="4" w:space="0" w:color="D0D0D0"/>
+            </w:tcBorders>
+            <w:tcMar>
+              <w:top w:w="90" w:type="dxa"/>
+              <w:start w:w="120" w:type="dxa"/>
+              <w:bottom w:w="90" w:type="dxa"/>
+              <w:end w:w="120" w:type="dxa"/>
+            </w:tcMar>
           </w:tcPr>
           <w:p>
             <w:pPr>
@@ -1310,8 +1790,21 @@
         </w:tc>
         <w:tc>
           <w:tcPr>
-            <w:tcW w:type="dxa" w:w="964"/>
-            <w:shd w:val="clear" w:color="auto" w:fill="00857C"/>
+            <w:tcW w:type="dxa" w:w="1077"/>
+            <w:vAlign w:val="center"/>
+            <w:shd w:val="clear" w:color="auto" w:fill="009878"/>
+            <w:tcBorders>
+              <w:top w:val="single" w:sz="4" w:space="0" w:color="D0D0D0"/>
+              <w:left w:val="single" w:sz="4" w:space="0" w:color="D0D0D0"/>
+              <w:bottom w:val="single" w:sz="4" w:space="0" w:color="D0D0D0"/>
+              <w:right w:val="single" w:sz="4" w:space="0" w:color="D0D0D0"/>
+            </w:tcBorders>
+            <w:tcMar>
+              <w:top w:w="90" w:type="dxa"/>
+              <w:start w:w="120" w:type="dxa"/>
+              <w:bottom w:w="90" w:type="dxa"/>
+              <w:end w:w="120" w:type="dxa"/>
+            </w:tcMar>
           </w:tcPr>
           <w:p>
             <w:pPr>
@@ -1329,8 +1822,21 @@
         </w:tc>
         <w:tc>
           <w:tcPr>
-            <w:tcW w:type="dxa" w:w="1020"/>
-            <w:shd w:val="clear" w:color="auto" w:fill="00857C"/>
+            <w:tcW w:type="dxa" w:w="1134"/>
+            <w:vAlign w:val="center"/>
+            <w:shd w:val="clear" w:color="auto" w:fill="009878"/>
+            <w:tcBorders>
+              <w:top w:val="single" w:sz="4" w:space="0" w:color="D0D0D0"/>
+              <w:left w:val="single" w:sz="4" w:space="0" w:color="D0D0D0"/>
+              <w:bottom w:val="single" w:sz="4" w:space="0" w:color="D0D0D0"/>
+              <w:right w:val="single" w:sz="4" w:space="0" w:color="D0D0D0"/>
+            </w:tcBorders>
+            <w:tcMar>
+              <w:top w:w="90" w:type="dxa"/>
+              <w:start w:w="120" w:type="dxa"/>
+              <w:bottom w:w="90" w:type="dxa"/>
+              <w:end w:w="120" w:type="dxa"/>
+            </w:tcMar>
           </w:tcPr>
           <w:p>
             <w:pPr>
@@ -1348,8 +1854,21 @@
         </w:tc>
         <w:tc>
           <w:tcPr>
-            <w:tcW w:type="dxa" w:w="1247"/>
-            <w:shd w:val="clear" w:color="auto" w:fill="00857C"/>
+            <w:tcW w:type="dxa" w:w="1361"/>
+            <w:vAlign w:val="center"/>
+            <w:shd w:val="clear" w:color="auto" w:fill="009878"/>
+            <w:tcBorders>
+              <w:top w:val="single" w:sz="4" w:space="0" w:color="D0D0D0"/>
+              <w:left w:val="single" w:sz="4" w:space="0" w:color="D0D0D0"/>
+              <w:bottom w:val="single" w:sz="4" w:space="0" w:color="D0D0D0"/>
+              <w:right w:val="single" w:sz="4" w:space="0" w:color="D0D0D0"/>
+            </w:tcBorders>
+            <w:tcMar>
+              <w:top w:w="90" w:type="dxa"/>
+              <w:start w:w="120" w:type="dxa"/>
+              <w:bottom w:w="90" w:type="dxa"/>
+              <w:end w:w="120" w:type="dxa"/>
+            </w:tcMar>
           </w:tcPr>
           <w:p>
             <w:pPr>
@@ -1369,8 +1888,21 @@
       <w:tr>
         <w:tc>
           <w:tcPr>
-            <w:tcW w:type="dxa" w:w="1814"/>
+            <w:tcW w:type="dxa" w:w="2041"/>
+            <w:vAlign w:val="center"/>
             <w:shd w:val="clear" w:color="auto" w:fill="FFFFFF"/>
+            <w:tcBorders>
+              <w:top w:val="single" w:sz="4" w:space="0" w:color="D0D0D0"/>
+              <w:left w:val="single" w:sz="4" w:space="0" w:color="D0D0D0"/>
+              <w:bottom w:val="single" w:sz="4" w:space="0" w:color="D0D0D0"/>
+              <w:right w:val="single" w:sz="4" w:space="0" w:color="D0D0D0"/>
+            </w:tcBorders>
+            <w:tcMar>
+              <w:top w:w="90" w:type="dxa"/>
+              <w:start w:w="120" w:type="dxa"/>
+              <w:bottom w:w="90" w:type="dxa"/>
+              <w:end w:w="120" w:type="dxa"/>
+            </w:tcMar>
           </w:tcPr>
           <w:p>
             <w:pPr>
@@ -1386,8 +1918,21 @@
         </w:tc>
         <w:tc>
           <w:tcPr>
-            <w:tcW w:type="dxa" w:w="1247"/>
+            <w:tcW w:type="dxa" w:w="1417"/>
+            <w:vAlign w:val="center"/>
             <w:shd w:val="clear" w:color="auto" w:fill="FFFFFF"/>
+            <w:tcBorders>
+              <w:top w:val="single" w:sz="4" w:space="0" w:color="D0D0D0"/>
+              <w:left w:val="single" w:sz="4" w:space="0" w:color="D0D0D0"/>
+              <w:bottom w:val="single" w:sz="4" w:space="0" w:color="D0D0D0"/>
+              <w:right w:val="single" w:sz="4" w:space="0" w:color="D0D0D0"/>
+            </w:tcBorders>
+            <w:tcMar>
+              <w:top w:w="90" w:type="dxa"/>
+              <w:start w:w="120" w:type="dxa"/>
+              <w:bottom w:w="90" w:type="dxa"/>
+              <w:end w:w="120" w:type="dxa"/>
+            </w:tcMar>
           </w:tcPr>
           <w:p>
             <w:pPr>
@@ -1403,8 +1948,21 @@
         </w:tc>
         <w:tc>
           <w:tcPr>
-            <w:tcW w:type="dxa" w:w="850"/>
+            <w:tcW w:type="dxa" w:w="1020"/>
+            <w:vAlign w:val="center"/>
             <w:shd w:val="clear" w:color="auto" w:fill="FFFFFF"/>
+            <w:tcBorders>
+              <w:top w:val="single" w:sz="4" w:space="0" w:color="D0D0D0"/>
+              <w:left w:val="single" w:sz="4" w:space="0" w:color="D0D0D0"/>
+              <w:bottom w:val="single" w:sz="4" w:space="0" w:color="D0D0D0"/>
+              <w:right w:val="single" w:sz="4" w:space="0" w:color="D0D0D0"/>
+            </w:tcBorders>
+            <w:tcMar>
+              <w:top w:w="90" w:type="dxa"/>
+              <w:start w:w="120" w:type="dxa"/>
+              <w:bottom w:w="90" w:type="dxa"/>
+              <w:end w:w="120" w:type="dxa"/>
+            </w:tcMar>
           </w:tcPr>
           <w:p>
             <w:pPr>
@@ -1420,59 +1978,21 @@
         </w:tc>
         <w:tc>
           <w:tcPr>
-            <w:tcW w:type="dxa" w:w="850"/>
+            <w:tcW w:type="dxa" w:w="1077"/>
+            <w:vAlign w:val="center"/>
             <w:shd w:val="clear" w:color="auto" w:fill="FFFFFF"/>
-          </w:tcPr>
-          <w:p>
-            <w:pPr>
-              <w:spacing w:before="60" w:after="60"/>
-            </w:pPr>
-            <w:r>
-              <w:rPr>
-                <w:sz w:val="18"/>
-              </w:rPr>
-              <w:t>0.105</w:t>
-            </w:r>
-          </w:p>
-        </w:tc>
-        <w:tc>
-          <w:tcPr>
-            <w:tcW w:type="dxa" w:w="794"/>
-            <w:shd w:val="clear" w:color="auto" w:fill="FFFFFF"/>
-          </w:tcPr>
-          <w:p>
-            <w:pPr>
-              <w:spacing w:before="60" w:after="60"/>
-            </w:pPr>
-            <w:r>
-              <w:rPr>
-                <w:sz w:val="18"/>
-              </w:rPr>
-              <w:t>0.161</w:t>
-            </w:r>
-          </w:p>
-        </w:tc>
-        <w:tc>
-          <w:tcPr>
-            <w:tcW w:type="dxa" w:w="794"/>
-            <w:shd w:val="clear" w:color="auto" w:fill="FFFFFF"/>
-          </w:tcPr>
-          <w:p>
-            <w:pPr>
-              <w:spacing w:before="60" w:after="60"/>
-            </w:pPr>
-            <w:r>
-              <w:rPr>
-                <w:sz w:val="18"/>
-              </w:rPr>
-              <w:t>0.895</w:t>
-            </w:r>
-          </w:p>
-        </w:tc>
-        <w:tc>
-          <w:tcPr>
-            <w:tcW w:type="dxa" w:w="964"/>
-            <w:shd w:val="clear" w:color="auto" w:fill="FFFFFF"/>
+            <w:tcBorders>
+              <w:top w:val="single" w:sz="4" w:space="0" w:color="D0D0D0"/>
+              <w:left w:val="single" w:sz="4" w:space="0" w:color="D0D0D0"/>
+              <w:bottom w:val="single" w:sz="4" w:space="0" w:color="D0D0D0"/>
+              <w:right w:val="single" w:sz="4" w:space="0" w:color="D0D0D0"/>
+            </w:tcBorders>
+            <w:tcMar>
+              <w:top w:w="90" w:type="dxa"/>
+              <w:start w:w="120" w:type="dxa"/>
+              <w:bottom w:w="90" w:type="dxa"/>
+              <w:end w:w="120" w:type="dxa"/>
+            </w:tcMar>
           </w:tcPr>
           <w:p>
             <w:pPr>
@@ -1488,8 +2008,21 @@
         </w:tc>
         <w:tc>
           <w:tcPr>
-            <w:tcW w:type="dxa" w:w="964"/>
+            <w:tcW w:type="dxa" w:w="1077"/>
+            <w:vAlign w:val="center"/>
             <w:shd w:val="clear" w:color="auto" w:fill="FFFFFF"/>
+            <w:tcBorders>
+              <w:top w:val="single" w:sz="4" w:space="0" w:color="D0D0D0"/>
+              <w:left w:val="single" w:sz="4" w:space="0" w:color="D0D0D0"/>
+              <w:bottom w:val="single" w:sz="4" w:space="0" w:color="D0D0D0"/>
+              <w:right w:val="single" w:sz="4" w:space="0" w:color="D0D0D0"/>
+            </w:tcBorders>
+            <w:tcMar>
+              <w:top w:w="90" w:type="dxa"/>
+              <w:start w:w="120" w:type="dxa"/>
+              <w:bottom w:w="90" w:type="dxa"/>
+              <w:end w:w="120" w:type="dxa"/>
+            </w:tcMar>
           </w:tcPr>
           <w:p>
             <w:pPr>
@@ -1505,8 +2038,21 @@
         </w:tc>
         <w:tc>
           <w:tcPr>
-            <w:tcW w:type="dxa" w:w="1020"/>
+            <w:tcW w:type="dxa" w:w="1134"/>
+            <w:vAlign w:val="center"/>
             <w:shd w:val="clear" w:color="auto" w:fill="FFFFFF"/>
+            <w:tcBorders>
+              <w:top w:val="single" w:sz="4" w:space="0" w:color="D0D0D0"/>
+              <w:left w:val="single" w:sz="4" w:space="0" w:color="D0D0D0"/>
+              <w:bottom w:val="single" w:sz="4" w:space="0" w:color="D0D0D0"/>
+              <w:right w:val="single" w:sz="4" w:space="0" w:color="D0D0D0"/>
+            </w:tcBorders>
+            <w:tcMar>
+              <w:top w:w="90" w:type="dxa"/>
+              <w:start w:w="120" w:type="dxa"/>
+              <w:bottom w:w="90" w:type="dxa"/>
+              <w:end w:w="120" w:type="dxa"/>
+            </w:tcMar>
           </w:tcPr>
           <w:p>
             <w:pPr>
@@ -1522,8 +2068,21 @@
         </w:tc>
         <w:tc>
           <w:tcPr>
-            <w:tcW w:type="dxa" w:w="1247"/>
+            <w:tcW w:type="dxa" w:w="1361"/>
+            <w:vAlign w:val="center"/>
             <w:shd w:val="clear" w:color="auto" w:fill="FFFFFF"/>
+            <w:tcBorders>
+              <w:top w:val="single" w:sz="4" w:space="0" w:color="D0D0D0"/>
+              <w:left w:val="single" w:sz="4" w:space="0" w:color="D0D0D0"/>
+              <w:bottom w:val="single" w:sz="4" w:space="0" w:color="D0D0D0"/>
+              <w:right w:val="single" w:sz="4" w:space="0" w:color="D0D0D0"/>
+            </w:tcBorders>
+            <w:tcMar>
+              <w:top w:w="90" w:type="dxa"/>
+              <w:start w:w="120" w:type="dxa"/>
+              <w:bottom w:w="90" w:type="dxa"/>
+              <w:end w:w="120" w:type="dxa"/>
+            </w:tcMar>
           </w:tcPr>
           <w:p>
             <w:pPr>
@@ -1541,8 +2100,21 @@
       <w:tr>
         <w:tc>
           <w:tcPr>
-            <w:tcW w:type="dxa" w:w="1814"/>
-            <w:shd w:val="clear" w:color="auto" w:fill="F2F8F7"/>
+            <w:tcW w:type="dxa" w:w="2041"/>
+            <w:vAlign w:val="center"/>
+            <w:shd w:val="clear" w:color="auto" w:fill="F7F7F7"/>
+            <w:tcBorders>
+              <w:top w:val="single" w:sz="4" w:space="0" w:color="D0D0D0"/>
+              <w:left w:val="single" w:sz="4" w:space="0" w:color="D0D0D0"/>
+              <w:bottom w:val="single" w:sz="4" w:space="0" w:color="D0D0D0"/>
+              <w:right w:val="single" w:sz="4" w:space="0" w:color="D0D0D0"/>
+            </w:tcBorders>
+            <w:tcMar>
+              <w:top w:w="90" w:type="dxa"/>
+              <w:start w:w="120" w:type="dxa"/>
+              <w:bottom w:w="90" w:type="dxa"/>
+              <w:end w:w="120" w:type="dxa"/>
+            </w:tcMar>
           </w:tcPr>
           <w:p>
             <w:pPr>
@@ -1558,8 +2130,21 @@
         </w:tc>
         <w:tc>
           <w:tcPr>
-            <w:tcW w:type="dxa" w:w="1247"/>
-            <w:shd w:val="clear" w:color="auto" w:fill="F2F8F7"/>
+            <w:tcW w:type="dxa" w:w="1417"/>
+            <w:vAlign w:val="center"/>
+            <w:shd w:val="clear" w:color="auto" w:fill="F7F7F7"/>
+            <w:tcBorders>
+              <w:top w:val="single" w:sz="4" w:space="0" w:color="D0D0D0"/>
+              <w:left w:val="single" w:sz="4" w:space="0" w:color="D0D0D0"/>
+              <w:bottom w:val="single" w:sz="4" w:space="0" w:color="D0D0D0"/>
+              <w:right w:val="single" w:sz="4" w:space="0" w:color="D0D0D0"/>
+            </w:tcBorders>
+            <w:tcMar>
+              <w:top w:w="90" w:type="dxa"/>
+              <w:start w:w="120" w:type="dxa"/>
+              <w:bottom w:w="90" w:type="dxa"/>
+              <w:end w:w="120" w:type="dxa"/>
+            </w:tcMar>
           </w:tcPr>
           <w:p>
             <w:pPr>
@@ -1575,8 +2160,21 @@
         </w:tc>
         <w:tc>
           <w:tcPr>
-            <w:tcW w:type="dxa" w:w="850"/>
-            <w:shd w:val="clear" w:color="auto" w:fill="F2F8F7"/>
+            <w:tcW w:type="dxa" w:w="1020"/>
+            <w:vAlign w:val="center"/>
+            <w:shd w:val="clear" w:color="auto" w:fill="F7F7F7"/>
+            <w:tcBorders>
+              <w:top w:val="single" w:sz="4" w:space="0" w:color="D0D0D0"/>
+              <w:left w:val="single" w:sz="4" w:space="0" w:color="D0D0D0"/>
+              <w:bottom w:val="single" w:sz="4" w:space="0" w:color="D0D0D0"/>
+              <w:right w:val="single" w:sz="4" w:space="0" w:color="D0D0D0"/>
+            </w:tcBorders>
+            <w:tcMar>
+              <w:top w:w="90" w:type="dxa"/>
+              <w:start w:w="120" w:type="dxa"/>
+              <w:bottom w:w="90" w:type="dxa"/>
+              <w:end w:w="120" w:type="dxa"/>
+            </w:tcMar>
           </w:tcPr>
           <w:p>
             <w:pPr>
@@ -1592,59 +2190,21 @@
         </w:tc>
         <w:tc>
           <w:tcPr>
-            <w:tcW w:type="dxa" w:w="850"/>
-            <w:shd w:val="clear" w:color="auto" w:fill="F2F8F7"/>
-          </w:tcPr>
-          <w:p>
-            <w:pPr>
-              <w:spacing w:before="60" w:after="60"/>
-            </w:pPr>
-            <w:r>
-              <w:rPr>
-                <w:sz w:val="18"/>
-              </w:rPr>
-              <w:t>0.058</w:t>
-            </w:r>
-          </w:p>
-        </w:tc>
-        <w:tc>
-          <w:tcPr>
-            <w:tcW w:type="dxa" w:w="794"/>
-            <w:shd w:val="clear" w:color="auto" w:fill="F2F8F7"/>
-          </w:tcPr>
-          <w:p>
-            <w:pPr>
-              <w:spacing w:before="60" w:after="60"/>
-            </w:pPr>
-            <w:r>
-              <w:rPr>
-                <w:sz w:val="18"/>
-              </w:rPr>
-              <w:t>0.017</w:t>
-            </w:r>
-          </w:p>
-        </w:tc>
-        <w:tc>
-          <w:tcPr>
-            <w:tcW w:type="dxa" w:w="794"/>
-            <w:shd w:val="clear" w:color="auto" w:fill="F2F8F7"/>
-          </w:tcPr>
-          <w:p>
-            <w:pPr>
-              <w:spacing w:before="60" w:after="60"/>
-            </w:pPr>
-            <w:r>
-              <w:rPr>
-                <w:sz w:val="18"/>
-              </w:rPr>
-              <w:t>0.260</w:t>
-            </w:r>
-          </w:p>
-        </w:tc>
-        <w:tc>
-          <w:tcPr>
-            <w:tcW w:type="dxa" w:w="964"/>
-            <w:shd w:val="clear" w:color="auto" w:fill="F2F8F7"/>
+            <w:tcW w:type="dxa" w:w="1077"/>
+            <w:vAlign w:val="center"/>
+            <w:shd w:val="clear" w:color="auto" w:fill="F7F7F7"/>
+            <w:tcBorders>
+              <w:top w:val="single" w:sz="4" w:space="0" w:color="D0D0D0"/>
+              <w:left w:val="single" w:sz="4" w:space="0" w:color="D0D0D0"/>
+              <w:bottom w:val="single" w:sz="4" w:space="0" w:color="D0D0D0"/>
+              <w:right w:val="single" w:sz="4" w:space="0" w:color="D0D0D0"/>
+            </w:tcBorders>
+            <w:tcMar>
+              <w:top w:w="90" w:type="dxa"/>
+              <w:start w:w="120" w:type="dxa"/>
+              <w:bottom w:w="90" w:type="dxa"/>
+              <w:end w:w="120" w:type="dxa"/>
+            </w:tcMar>
           </w:tcPr>
           <w:p>
             <w:pPr>
@@ -1660,8 +2220,21 @@
         </w:tc>
         <w:tc>
           <w:tcPr>
-            <w:tcW w:type="dxa" w:w="964"/>
-            <w:shd w:val="clear" w:color="auto" w:fill="F2F8F7"/>
+            <w:tcW w:type="dxa" w:w="1077"/>
+            <w:vAlign w:val="center"/>
+            <w:shd w:val="clear" w:color="auto" w:fill="F7F7F7"/>
+            <w:tcBorders>
+              <w:top w:val="single" w:sz="4" w:space="0" w:color="D0D0D0"/>
+              <w:left w:val="single" w:sz="4" w:space="0" w:color="D0D0D0"/>
+              <w:bottom w:val="single" w:sz="4" w:space="0" w:color="D0D0D0"/>
+              <w:right w:val="single" w:sz="4" w:space="0" w:color="D0D0D0"/>
+            </w:tcBorders>
+            <w:tcMar>
+              <w:top w:w="90" w:type="dxa"/>
+              <w:start w:w="120" w:type="dxa"/>
+              <w:bottom w:w="90" w:type="dxa"/>
+              <w:end w:w="120" w:type="dxa"/>
+            </w:tcMar>
           </w:tcPr>
           <w:p>
             <w:pPr>
@@ -1677,8 +2250,21 @@
         </w:tc>
         <w:tc>
           <w:tcPr>
-            <w:tcW w:type="dxa" w:w="1020"/>
-            <w:shd w:val="clear" w:color="auto" w:fill="F2F8F7"/>
+            <w:tcW w:type="dxa" w:w="1134"/>
+            <w:vAlign w:val="center"/>
+            <w:shd w:val="clear" w:color="auto" w:fill="F7F7F7"/>
+            <w:tcBorders>
+              <w:top w:val="single" w:sz="4" w:space="0" w:color="D0D0D0"/>
+              <w:left w:val="single" w:sz="4" w:space="0" w:color="D0D0D0"/>
+              <w:bottom w:val="single" w:sz="4" w:space="0" w:color="D0D0D0"/>
+              <w:right w:val="single" w:sz="4" w:space="0" w:color="D0D0D0"/>
+            </w:tcBorders>
+            <w:tcMar>
+              <w:top w:w="90" w:type="dxa"/>
+              <w:start w:w="120" w:type="dxa"/>
+              <w:bottom w:w="90" w:type="dxa"/>
+              <w:end w:w="120" w:type="dxa"/>
+            </w:tcMar>
           </w:tcPr>
           <w:p>
             <w:pPr>
@@ -1694,8 +2280,21 @@
         </w:tc>
         <w:tc>
           <w:tcPr>
-            <w:tcW w:type="dxa" w:w="1247"/>
-            <w:shd w:val="clear" w:color="auto" w:fill="F2F8F7"/>
+            <w:tcW w:type="dxa" w:w="1361"/>
+            <w:vAlign w:val="center"/>
+            <w:shd w:val="clear" w:color="auto" w:fill="F7F7F7"/>
+            <w:tcBorders>
+              <w:top w:val="single" w:sz="4" w:space="0" w:color="D0D0D0"/>
+              <w:left w:val="single" w:sz="4" w:space="0" w:color="D0D0D0"/>
+              <w:bottom w:val="single" w:sz="4" w:space="0" w:color="D0D0D0"/>
+              <w:right w:val="single" w:sz="4" w:space="0" w:color="D0D0D0"/>
+            </w:tcBorders>
+            <w:tcMar>
+              <w:top w:w="90" w:type="dxa"/>
+              <w:start w:w="120" w:type="dxa"/>
+              <w:bottom w:w="90" w:type="dxa"/>
+              <w:end w:w="120" w:type="dxa"/>
+            </w:tcMar>
           </w:tcPr>
           <w:p>
             <w:pPr>
@@ -1713,8 +2312,21 @@
       <w:tr>
         <w:tc>
           <w:tcPr>
-            <w:tcW w:type="dxa" w:w="1814"/>
+            <w:tcW w:type="dxa" w:w="2041"/>
+            <w:vAlign w:val="center"/>
             <w:shd w:val="clear" w:color="auto" w:fill="FFFFFF"/>
+            <w:tcBorders>
+              <w:top w:val="single" w:sz="4" w:space="0" w:color="D0D0D0"/>
+              <w:left w:val="single" w:sz="4" w:space="0" w:color="D0D0D0"/>
+              <w:bottom w:val="single" w:sz="4" w:space="0" w:color="D0D0D0"/>
+              <w:right w:val="single" w:sz="4" w:space="0" w:color="D0D0D0"/>
+            </w:tcBorders>
+            <w:tcMar>
+              <w:top w:w="90" w:type="dxa"/>
+              <w:start w:w="120" w:type="dxa"/>
+              <w:bottom w:w="90" w:type="dxa"/>
+              <w:end w:w="120" w:type="dxa"/>
+            </w:tcMar>
           </w:tcPr>
           <w:p>
             <w:pPr>
@@ -1730,8 +2342,21 @@
         </w:tc>
         <w:tc>
           <w:tcPr>
-            <w:tcW w:type="dxa" w:w="1247"/>
+            <w:tcW w:type="dxa" w:w="1417"/>
+            <w:vAlign w:val="center"/>
             <w:shd w:val="clear" w:color="auto" w:fill="FFFFFF"/>
+            <w:tcBorders>
+              <w:top w:val="single" w:sz="4" w:space="0" w:color="D0D0D0"/>
+              <w:left w:val="single" w:sz="4" w:space="0" w:color="D0D0D0"/>
+              <w:bottom w:val="single" w:sz="4" w:space="0" w:color="D0D0D0"/>
+              <w:right w:val="single" w:sz="4" w:space="0" w:color="D0D0D0"/>
+            </w:tcBorders>
+            <w:tcMar>
+              <w:top w:w="90" w:type="dxa"/>
+              <w:start w:w="120" w:type="dxa"/>
+              <w:bottom w:w="90" w:type="dxa"/>
+              <w:end w:w="120" w:type="dxa"/>
+            </w:tcMar>
           </w:tcPr>
           <w:p>
             <w:pPr>
@@ -1747,8 +2372,21 @@
         </w:tc>
         <w:tc>
           <w:tcPr>
-            <w:tcW w:type="dxa" w:w="850"/>
+            <w:tcW w:type="dxa" w:w="1020"/>
+            <w:vAlign w:val="center"/>
             <w:shd w:val="clear" w:color="auto" w:fill="FFFFFF"/>
+            <w:tcBorders>
+              <w:top w:val="single" w:sz="4" w:space="0" w:color="D0D0D0"/>
+              <w:left w:val="single" w:sz="4" w:space="0" w:color="D0D0D0"/>
+              <w:bottom w:val="single" w:sz="4" w:space="0" w:color="D0D0D0"/>
+              <w:right w:val="single" w:sz="4" w:space="0" w:color="D0D0D0"/>
+            </w:tcBorders>
+            <w:tcMar>
+              <w:top w:w="90" w:type="dxa"/>
+              <w:start w:w="120" w:type="dxa"/>
+              <w:bottom w:w="90" w:type="dxa"/>
+              <w:end w:w="120" w:type="dxa"/>
+            </w:tcMar>
           </w:tcPr>
           <w:p>
             <w:pPr>
@@ -1764,59 +2402,21 @@
         </w:tc>
         <w:tc>
           <w:tcPr>
-            <w:tcW w:type="dxa" w:w="850"/>
+            <w:tcW w:type="dxa" w:w="1077"/>
+            <w:vAlign w:val="center"/>
             <w:shd w:val="clear" w:color="auto" w:fill="FFFFFF"/>
-          </w:tcPr>
-          <w:p>
-            <w:pPr>
-              <w:spacing w:before="60" w:after="60"/>
-            </w:pPr>
-            <w:r>
-              <w:rPr>
-                <w:sz w:val="18"/>
-              </w:rPr>
-              <w:t>4.547</w:t>
-            </w:r>
-          </w:p>
-        </w:tc>
-        <w:tc>
-          <w:tcPr>
-            <w:tcW w:type="dxa" w:w="794"/>
-            <w:shd w:val="clear" w:color="auto" w:fill="FFFFFF"/>
-          </w:tcPr>
-          <w:p>
-            <w:pPr>
-              <w:spacing w:before="60" w:after="60"/>
-            </w:pPr>
-            <w:r>
-              <w:rPr>
-                <w:sz w:val="18"/>
-              </w:rPr>
-              <w:t>66.258</w:t>
-            </w:r>
-          </w:p>
-        </w:tc>
-        <w:tc>
-          <w:tcPr>
-            <w:tcW w:type="dxa" w:w="794"/>
-            <w:shd w:val="clear" w:color="auto" w:fill="FFFFFF"/>
-          </w:tcPr>
-          <w:p>
-            <w:pPr>
-              <w:spacing w:before="60" w:after="60"/>
-            </w:pPr>
-            <w:r>
-              <w:rPr>
-                <w:sz w:val="18"/>
-              </w:rPr>
-              <w:t>85.742</w:t>
-            </w:r>
-          </w:p>
-        </w:tc>
-        <w:tc>
-          <w:tcPr>
-            <w:tcW w:type="dxa" w:w="964"/>
-            <w:shd w:val="clear" w:color="auto" w:fill="FFFFFF"/>
+            <w:tcBorders>
+              <w:top w:val="single" w:sz="4" w:space="0" w:color="D0D0D0"/>
+              <w:left w:val="single" w:sz="4" w:space="0" w:color="D0D0D0"/>
+              <w:bottom w:val="single" w:sz="4" w:space="0" w:color="D0D0D0"/>
+              <w:right w:val="single" w:sz="4" w:space="0" w:color="D0D0D0"/>
+            </w:tcBorders>
+            <w:tcMar>
+              <w:top w:w="90" w:type="dxa"/>
+              <w:start w:w="120" w:type="dxa"/>
+              <w:bottom w:w="90" w:type="dxa"/>
+              <w:end w:w="120" w:type="dxa"/>
+            </w:tcMar>
           </w:tcPr>
           <w:p>
             <w:pPr>
@@ -1832,8 +2432,21 @@
         </w:tc>
         <w:tc>
           <w:tcPr>
-            <w:tcW w:type="dxa" w:w="964"/>
+            <w:tcW w:type="dxa" w:w="1077"/>
+            <w:vAlign w:val="center"/>
             <w:shd w:val="clear" w:color="auto" w:fill="FFFFFF"/>
+            <w:tcBorders>
+              <w:top w:val="single" w:sz="4" w:space="0" w:color="D0D0D0"/>
+              <w:left w:val="single" w:sz="4" w:space="0" w:color="D0D0D0"/>
+              <w:bottom w:val="single" w:sz="4" w:space="0" w:color="D0D0D0"/>
+              <w:right w:val="single" w:sz="4" w:space="0" w:color="D0D0D0"/>
+            </w:tcBorders>
+            <w:tcMar>
+              <w:top w:w="90" w:type="dxa"/>
+              <w:start w:w="120" w:type="dxa"/>
+              <w:bottom w:w="90" w:type="dxa"/>
+              <w:end w:w="120" w:type="dxa"/>
+            </w:tcMar>
           </w:tcPr>
           <w:p>
             <w:pPr>
@@ -1849,8 +2462,21 @@
         </w:tc>
         <w:tc>
           <w:tcPr>
-            <w:tcW w:type="dxa" w:w="1020"/>
+            <w:tcW w:type="dxa" w:w="1134"/>
+            <w:vAlign w:val="center"/>
             <w:shd w:val="clear" w:color="auto" w:fill="FFFFFF"/>
+            <w:tcBorders>
+              <w:top w:val="single" w:sz="4" w:space="0" w:color="D0D0D0"/>
+              <w:left w:val="single" w:sz="4" w:space="0" w:color="D0D0D0"/>
+              <w:bottom w:val="single" w:sz="4" w:space="0" w:color="D0D0D0"/>
+              <w:right w:val="single" w:sz="4" w:space="0" w:color="D0D0D0"/>
+            </w:tcBorders>
+            <w:tcMar>
+              <w:top w:w="90" w:type="dxa"/>
+              <w:start w:w="120" w:type="dxa"/>
+              <w:bottom w:w="90" w:type="dxa"/>
+              <w:end w:w="120" w:type="dxa"/>
+            </w:tcMar>
           </w:tcPr>
           <w:p>
             <w:pPr>
@@ -1866,8 +2492,21 @@
         </w:tc>
         <w:tc>
           <w:tcPr>
-            <w:tcW w:type="dxa" w:w="1247"/>
+            <w:tcW w:type="dxa" w:w="1361"/>
+            <w:vAlign w:val="center"/>
             <w:shd w:val="clear" w:color="auto" w:fill="FFFFFF"/>
+            <w:tcBorders>
+              <w:top w:val="single" w:sz="4" w:space="0" w:color="D0D0D0"/>
+              <w:left w:val="single" w:sz="4" w:space="0" w:color="D0D0D0"/>
+              <w:bottom w:val="single" w:sz="4" w:space="0" w:color="D0D0D0"/>
+              <w:right w:val="single" w:sz="4" w:space="0" w:color="D0D0D0"/>
+            </w:tcBorders>
+            <w:tcMar>
+              <w:top w:w="90" w:type="dxa"/>
+              <w:start w:w="120" w:type="dxa"/>
+              <w:bottom w:w="90" w:type="dxa"/>
+              <w:end w:w="120" w:type="dxa"/>
+            </w:tcMar>
           </w:tcPr>
           <w:p>
             <w:pPr>
@@ -1885,8 +2524,21 @@
       <w:tr>
         <w:tc>
           <w:tcPr>
-            <w:tcW w:type="dxa" w:w="1814"/>
-            <w:shd w:val="clear" w:color="auto" w:fill="F2F8F7"/>
+            <w:tcW w:type="dxa" w:w="2041"/>
+            <w:vAlign w:val="center"/>
+            <w:shd w:val="clear" w:color="auto" w:fill="F7F7F7"/>
+            <w:tcBorders>
+              <w:top w:val="single" w:sz="4" w:space="0" w:color="D0D0D0"/>
+              <w:left w:val="single" w:sz="4" w:space="0" w:color="D0D0D0"/>
+              <w:bottom w:val="single" w:sz="4" w:space="0" w:color="D0D0D0"/>
+              <w:right w:val="single" w:sz="4" w:space="0" w:color="D0D0D0"/>
+            </w:tcBorders>
+            <w:tcMar>
+              <w:top w:w="90" w:type="dxa"/>
+              <w:start w:w="120" w:type="dxa"/>
+              <w:bottom w:w="90" w:type="dxa"/>
+              <w:end w:w="120" w:type="dxa"/>
+            </w:tcMar>
           </w:tcPr>
           <w:p>
             <w:pPr>
@@ -1902,8 +2554,21 @@
         </w:tc>
         <w:tc>
           <w:tcPr>
-            <w:tcW w:type="dxa" w:w="1247"/>
-            <w:shd w:val="clear" w:color="auto" w:fill="F2F8F7"/>
+            <w:tcW w:type="dxa" w:w="1417"/>
+            <w:vAlign w:val="center"/>
+            <w:shd w:val="clear" w:color="auto" w:fill="F7F7F7"/>
+            <w:tcBorders>
+              <w:top w:val="single" w:sz="4" w:space="0" w:color="D0D0D0"/>
+              <w:left w:val="single" w:sz="4" w:space="0" w:color="D0D0D0"/>
+              <w:bottom w:val="single" w:sz="4" w:space="0" w:color="D0D0D0"/>
+              <w:right w:val="single" w:sz="4" w:space="0" w:color="D0D0D0"/>
+            </w:tcBorders>
+            <w:tcMar>
+              <w:top w:w="90" w:type="dxa"/>
+              <w:start w:w="120" w:type="dxa"/>
+              <w:bottom w:w="90" w:type="dxa"/>
+              <w:end w:w="120" w:type="dxa"/>
+            </w:tcMar>
           </w:tcPr>
           <w:p>
             <w:pPr>
@@ -1919,8 +2584,21 @@
         </w:tc>
         <w:tc>
           <w:tcPr>
-            <w:tcW w:type="dxa" w:w="850"/>
-            <w:shd w:val="clear" w:color="auto" w:fill="F2F8F7"/>
+            <w:tcW w:type="dxa" w:w="1020"/>
+            <w:vAlign w:val="center"/>
+            <w:shd w:val="clear" w:color="auto" w:fill="F7F7F7"/>
+            <w:tcBorders>
+              <w:top w:val="single" w:sz="4" w:space="0" w:color="D0D0D0"/>
+              <w:left w:val="single" w:sz="4" w:space="0" w:color="D0D0D0"/>
+              <w:bottom w:val="single" w:sz="4" w:space="0" w:color="D0D0D0"/>
+              <w:right w:val="single" w:sz="4" w:space="0" w:color="D0D0D0"/>
+            </w:tcBorders>
+            <w:tcMar>
+              <w:top w:w="90" w:type="dxa"/>
+              <w:start w:w="120" w:type="dxa"/>
+              <w:bottom w:w="90" w:type="dxa"/>
+              <w:end w:w="120" w:type="dxa"/>
+            </w:tcMar>
           </w:tcPr>
           <w:p>
             <w:pPr>
@@ -1936,59 +2614,21 @@
         </w:tc>
         <w:tc>
           <w:tcPr>
-            <w:tcW w:type="dxa" w:w="850"/>
-            <w:shd w:val="clear" w:color="auto" w:fill="F2F8F7"/>
-          </w:tcPr>
-          <w:p>
-            <w:pPr>
-              <w:spacing w:before="60" w:after="60"/>
-            </w:pPr>
-            <w:r>
-              <w:rPr>
-                <w:sz w:val="18"/>
-              </w:rPr>
-              <w:t>143.214</w:t>
-            </w:r>
-          </w:p>
-        </w:tc>
-        <w:tc>
-          <w:tcPr>
-            <w:tcW w:type="dxa" w:w="794"/>
-            <w:shd w:val="clear" w:color="auto" w:fill="F2F8F7"/>
-          </w:tcPr>
-          <w:p>
-            <w:pPr>
-              <w:spacing w:before="60" w:after="60"/>
-            </w:pPr>
-            <w:r>
-              <w:rPr>
-                <w:sz w:val="18"/>
-              </w:rPr>
-              <w:t>316.970</w:t>
-            </w:r>
-          </w:p>
-        </w:tc>
-        <w:tc>
-          <w:tcPr>
-            <w:tcW w:type="dxa" w:w="794"/>
-            <w:shd w:val="clear" w:color="auto" w:fill="F2F8F7"/>
-          </w:tcPr>
-          <w:p>
-            <w:pPr>
-              <w:spacing w:before="60" w:after="60"/>
-            </w:pPr>
-            <w:r>
-              <w:rPr>
-                <w:sz w:val="18"/>
-              </w:rPr>
-              <w:t>912.920</w:t>
-            </w:r>
-          </w:p>
-        </w:tc>
-        <w:tc>
-          <w:tcPr>
-            <w:tcW w:type="dxa" w:w="964"/>
-            <w:shd w:val="clear" w:color="auto" w:fill="F2F8F7"/>
+            <w:tcW w:type="dxa" w:w="1077"/>
+            <w:vAlign w:val="center"/>
+            <w:shd w:val="clear" w:color="auto" w:fill="F7F7F7"/>
+            <w:tcBorders>
+              <w:top w:val="single" w:sz="4" w:space="0" w:color="D0D0D0"/>
+              <w:left w:val="single" w:sz="4" w:space="0" w:color="D0D0D0"/>
+              <w:bottom w:val="single" w:sz="4" w:space="0" w:color="D0D0D0"/>
+              <w:right w:val="single" w:sz="4" w:space="0" w:color="D0D0D0"/>
+            </w:tcBorders>
+            <w:tcMar>
+              <w:top w:w="90" w:type="dxa"/>
+              <w:start w:w="120" w:type="dxa"/>
+              <w:bottom w:w="90" w:type="dxa"/>
+              <w:end w:w="120" w:type="dxa"/>
+            </w:tcMar>
           </w:tcPr>
           <w:p>
             <w:pPr>
@@ -2004,8 +2644,21 @@
         </w:tc>
         <w:tc>
           <w:tcPr>
-            <w:tcW w:type="dxa" w:w="964"/>
-            <w:shd w:val="clear" w:color="auto" w:fill="F2F8F7"/>
+            <w:tcW w:type="dxa" w:w="1077"/>
+            <w:vAlign w:val="center"/>
+            <w:shd w:val="clear" w:color="auto" w:fill="F7F7F7"/>
+            <w:tcBorders>
+              <w:top w:val="single" w:sz="4" w:space="0" w:color="D0D0D0"/>
+              <w:left w:val="single" w:sz="4" w:space="0" w:color="D0D0D0"/>
+              <w:bottom w:val="single" w:sz="4" w:space="0" w:color="D0D0D0"/>
+              <w:right w:val="single" w:sz="4" w:space="0" w:color="D0D0D0"/>
+            </w:tcBorders>
+            <w:tcMar>
+              <w:top w:w="90" w:type="dxa"/>
+              <w:start w:w="120" w:type="dxa"/>
+              <w:bottom w:w="90" w:type="dxa"/>
+              <w:end w:w="120" w:type="dxa"/>
+            </w:tcMar>
           </w:tcPr>
           <w:p>
             <w:pPr>
@@ -2021,8 +2674,21 @@
         </w:tc>
         <w:tc>
           <w:tcPr>
-            <w:tcW w:type="dxa" w:w="1020"/>
-            <w:shd w:val="clear" w:color="auto" w:fill="F2F8F7"/>
+            <w:tcW w:type="dxa" w:w="1134"/>
+            <w:vAlign w:val="center"/>
+            <w:shd w:val="clear" w:color="auto" w:fill="F7F7F7"/>
+            <w:tcBorders>
+              <w:top w:val="single" w:sz="4" w:space="0" w:color="D0D0D0"/>
+              <w:left w:val="single" w:sz="4" w:space="0" w:color="D0D0D0"/>
+              <w:bottom w:val="single" w:sz="4" w:space="0" w:color="D0D0D0"/>
+              <w:right w:val="single" w:sz="4" w:space="0" w:color="D0D0D0"/>
+            </w:tcBorders>
+            <w:tcMar>
+              <w:top w:w="90" w:type="dxa"/>
+              <w:start w:w="120" w:type="dxa"/>
+              <w:bottom w:w="90" w:type="dxa"/>
+              <w:end w:w="120" w:type="dxa"/>
+            </w:tcMar>
           </w:tcPr>
           <w:p>
             <w:pPr>
@@ -2038,8 +2704,21 @@
         </w:tc>
         <w:tc>
           <w:tcPr>
-            <w:tcW w:type="dxa" w:w="1247"/>
-            <w:shd w:val="clear" w:color="auto" w:fill="F2F8F7"/>
+            <w:tcW w:type="dxa" w:w="1361"/>
+            <w:vAlign w:val="center"/>
+            <w:shd w:val="clear" w:color="auto" w:fill="F7F7F7"/>
+            <w:tcBorders>
+              <w:top w:val="single" w:sz="4" w:space="0" w:color="D0D0D0"/>
+              <w:left w:val="single" w:sz="4" w:space="0" w:color="D0D0D0"/>
+              <w:bottom w:val="single" w:sz="4" w:space="0" w:color="D0D0D0"/>
+              <w:right w:val="single" w:sz="4" w:space="0" w:color="D0D0D0"/>
+            </w:tcBorders>
+            <w:tcMar>
+              <w:top w:w="90" w:type="dxa"/>
+              <w:start w:w="120" w:type="dxa"/>
+              <w:bottom w:w="90" w:type="dxa"/>
+              <w:end w:w="120" w:type="dxa"/>
+            </w:tcMar>
           </w:tcPr>
           <w:p>
             <w:pPr>
@@ -2057,8 +2736,21 @@
       <w:tr>
         <w:tc>
           <w:tcPr>
-            <w:tcW w:type="dxa" w:w="1814"/>
+            <w:tcW w:type="dxa" w:w="2041"/>
+            <w:vAlign w:val="center"/>
             <w:shd w:val="clear" w:color="auto" w:fill="FFFFFF"/>
+            <w:tcBorders>
+              <w:top w:val="single" w:sz="4" w:space="0" w:color="D0D0D0"/>
+              <w:left w:val="single" w:sz="4" w:space="0" w:color="D0D0D0"/>
+              <w:bottom w:val="single" w:sz="4" w:space="0" w:color="D0D0D0"/>
+              <w:right w:val="single" w:sz="4" w:space="0" w:color="D0D0D0"/>
+            </w:tcBorders>
+            <w:tcMar>
+              <w:top w:w="90" w:type="dxa"/>
+              <w:start w:w="120" w:type="dxa"/>
+              <w:bottom w:w="90" w:type="dxa"/>
+              <w:end w:w="120" w:type="dxa"/>
+            </w:tcMar>
           </w:tcPr>
           <w:p>
             <w:pPr>
@@ -2074,8 +2766,21 @@
         </w:tc>
         <w:tc>
           <w:tcPr>
-            <w:tcW w:type="dxa" w:w="1247"/>
+            <w:tcW w:type="dxa" w:w="1417"/>
+            <w:vAlign w:val="center"/>
             <w:shd w:val="clear" w:color="auto" w:fill="FFFFFF"/>
+            <w:tcBorders>
+              <w:top w:val="single" w:sz="4" w:space="0" w:color="D0D0D0"/>
+              <w:left w:val="single" w:sz="4" w:space="0" w:color="D0D0D0"/>
+              <w:bottom w:val="single" w:sz="4" w:space="0" w:color="D0D0D0"/>
+              <w:right w:val="single" w:sz="4" w:space="0" w:color="D0D0D0"/>
+            </w:tcBorders>
+            <w:tcMar>
+              <w:top w:w="90" w:type="dxa"/>
+              <w:start w:w="120" w:type="dxa"/>
+              <w:bottom w:w="90" w:type="dxa"/>
+              <w:end w:w="120" w:type="dxa"/>
+            </w:tcMar>
           </w:tcPr>
           <w:p>
             <w:pPr>
@@ -2091,8 +2796,21 @@
         </w:tc>
         <w:tc>
           <w:tcPr>
-            <w:tcW w:type="dxa" w:w="850"/>
+            <w:tcW w:type="dxa" w:w="1020"/>
+            <w:vAlign w:val="center"/>
             <w:shd w:val="clear" w:color="auto" w:fill="FFFFFF"/>
+            <w:tcBorders>
+              <w:top w:val="single" w:sz="4" w:space="0" w:color="D0D0D0"/>
+              <w:left w:val="single" w:sz="4" w:space="0" w:color="D0D0D0"/>
+              <w:bottom w:val="single" w:sz="4" w:space="0" w:color="D0D0D0"/>
+              <w:right w:val="single" w:sz="4" w:space="0" w:color="D0D0D0"/>
+            </w:tcBorders>
+            <w:tcMar>
+              <w:top w:w="90" w:type="dxa"/>
+              <w:start w:w="120" w:type="dxa"/>
+              <w:bottom w:w="90" w:type="dxa"/>
+              <w:end w:w="120" w:type="dxa"/>
+            </w:tcMar>
           </w:tcPr>
           <w:p>
             <w:pPr>
@@ -2108,59 +2826,21 @@
         </w:tc>
         <w:tc>
           <w:tcPr>
-            <w:tcW w:type="dxa" w:w="850"/>
+            <w:tcW w:type="dxa" w:w="1077"/>
+            <w:vAlign w:val="center"/>
             <w:shd w:val="clear" w:color="auto" w:fill="FFFFFF"/>
-          </w:tcPr>
-          <w:p>
-            <w:pPr>
-              <w:spacing w:before="60" w:after="60"/>
-            </w:pPr>
-            <w:r>
-              <w:rPr>
-                <w:sz w:val="18"/>
-              </w:rPr>
-              <w:t>0.080</w:t>
-            </w:r>
-          </w:p>
-        </w:tc>
-        <w:tc>
-          <w:tcPr>
-            <w:tcW w:type="dxa" w:w="794"/>
-            <w:shd w:val="clear" w:color="auto" w:fill="FFFFFF"/>
-          </w:tcPr>
-          <w:p>
-            <w:pPr>
-              <w:spacing w:before="60" w:after="60"/>
-            </w:pPr>
-            <w:r>
-              <w:rPr>
-                <w:sz w:val="18"/>
-              </w:rPr>
-              <w:t>8.403</w:t>
-            </w:r>
-          </w:p>
-        </w:tc>
-        <w:tc>
-          <w:tcPr>
-            <w:tcW w:type="dxa" w:w="794"/>
-            <w:shd w:val="clear" w:color="auto" w:fill="FFFFFF"/>
-          </w:tcPr>
-          <w:p>
-            <w:pPr>
-              <w:spacing w:before="60" w:after="60"/>
-            </w:pPr>
-            <w:r>
-              <w:rPr>
-                <w:sz w:val="18"/>
-              </w:rPr>
-              <w:t>8.842</w:t>
-            </w:r>
-          </w:p>
-        </w:tc>
-        <w:tc>
-          <w:tcPr>
-            <w:tcW w:type="dxa" w:w="964"/>
-            <w:shd w:val="clear" w:color="auto" w:fill="FFFFFF"/>
+            <w:tcBorders>
+              <w:top w:val="single" w:sz="4" w:space="0" w:color="D0D0D0"/>
+              <w:left w:val="single" w:sz="4" w:space="0" w:color="D0D0D0"/>
+              <w:bottom w:val="single" w:sz="4" w:space="0" w:color="D0D0D0"/>
+              <w:right w:val="single" w:sz="4" w:space="0" w:color="D0D0D0"/>
+            </w:tcBorders>
+            <w:tcMar>
+              <w:top w:w="90" w:type="dxa"/>
+              <w:start w:w="120" w:type="dxa"/>
+              <w:bottom w:w="90" w:type="dxa"/>
+              <w:end w:w="120" w:type="dxa"/>
+            </w:tcMar>
           </w:tcPr>
           <w:p>
             <w:pPr>
@@ -2176,8 +2856,21 @@
         </w:tc>
         <w:tc>
           <w:tcPr>
-            <w:tcW w:type="dxa" w:w="964"/>
+            <w:tcW w:type="dxa" w:w="1077"/>
+            <w:vAlign w:val="center"/>
             <w:shd w:val="clear" w:color="auto" w:fill="FFFFFF"/>
+            <w:tcBorders>
+              <w:top w:val="single" w:sz="4" w:space="0" w:color="D0D0D0"/>
+              <w:left w:val="single" w:sz="4" w:space="0" w:color="D0D0D0"/>
+              <w:bottom w:val="single" w:sz="4" w:space="0" w:color="D0D0D0"/>
+              <w:right w:val="single" w:sz="4" w:space="0" w:color="D0D0D0"/>
+            </w:tcBorders>
+            <w:tcMar>
+              <w:top w:w="90" w:type="dxa"/>
+              <w:start w:w="120" w:type="dxa"/>
+              <w:bottom w:w="90" w:type="dxa"/>
+              <w:end w:w="120" w:type="dxa"/>
+            </w:tcMar>
           </w:tcPr>
           <w:p>
             <w:pPr>
@@ -2193,8 +2886,21 @@
         </w:tc>
         <w:tc>
           <w:tcPr>
-            <w:tcW w:type="dxa" w:w="1020"/>
+            <w:tcW w:type="dxa" w:w="1134"/>
+            <w:vAlign w:val="center"/>
             <w:shd w:val="clear" w:color="auto" w:fill="FFFFFF"/>
+            <w:tcBorders>
+              <w:top w:val="single" w:sz="4" w:space="0" w:color="D0D0D0"/>
+              <w:left w:val="single" w:sz="4" w:space="0" w:color="D0D0D0"/>
+              <w:bottom w:val="single" w:sz="4" w:space="0" w:color="D0D0D0"/>
+              <w:right w:val="single" w:sz="4" w:space="0" w:color="D0D0D0"/>
+            </w:tcBorders>
+            <w:tcMar>
+              <w:top w:w="90" w:type="dxa"/>
+              <w:start w:w="120" w:type="dxa"/>
+              <w:bottom w:w="90" w:type="dxa"/>
+              <w:end w:w="120" w:type="dxa"/>
+            </w:tcMar>
           </w:tcPr>
           <w:p>
             <w:pPr>
@@ -2210,8 +2916,21 @@
         </w:tc>
         <w:tc>
           <w:tcPr>
-            <w:tcW w:type="dxa" w:w="1247"/>
+            <w:tcW w:type="dxa" w:w="1361"/>
+            <w:vAlign w:val="center"/>
             <w:shd w:val="clear" w:color="auto" w:fill="FFFFFF"/>
+            <w:tcBorders>
+              <w:top w:val="single" w:sz="4" w:space="0" w:color="D0D0D0"/>
+              <w:left w:val="single" w:sz="4" w:space="0" w:color="D0D0D0"/>
+              <w:bottom w:val="single" w:sz="4" w:space="0" w:color="D0D0D0"/>
+              <w:right w:val="single" w:sz="4" w:space="0" w:color="D0D0D0"/>
+            </w:tcBorders>
+            <w:tcMar>
+              <w:top w:w="90" w:type="dxa"/>
+              <w:start w:w="120" w:type="dxa"/>
+              <w:bottom w:w="90" w:type="dxa"/>
+              <w:end w:w="120" w:type="dxa"/>
+            </w:tcMar>
           </w:tcPr>
           <w:p>
             <w:pPr>
@@ -2221,7 +2940,7 @@
               <w:rPr>
                 <w:sz w:val="18"/>
               </w:rPr>
-              <w:t>ℹ Info</w:t>
+              <w:t>✓ Excellent</w:t>
             </w:r>
           </w:p>
         </w:tc>
@@ -2229,8 +2948,21 @@
       <w:tr>
         <w:tc>
           <w:tcPr>
-            <w:tcW w:type="dxa" w:w="1814"/>
-            <w:shd w:val="clear" w:color="auto" w:fill="F2F8F7"/>
+            <w:tcW w:type="dxa" w:w="2041"/>
+            <w:vAlign w:val="center"/>
+            <w:shd w:val="clear" w:color="auto" w:fill="F7F7F7"/>
+            <w:tcBorders>
+              <w:top w:val="single" w:sz="4" w:space="0" w:color="D0D0D0"/>
+              <w:left w:val="single" w:sz="4" w:space="0" w:color="D0D0D0"/>
+              <w:bottom w:val="single" w:sz="4" w:space="0" w:color="D0D0D0"/>
+              <w:right w:val="single" w:sz="4" w:space="0" w:color="D0D0D0"/>
+            </w:tcBorders>
+            <w:tcMar>
+              <w:top w:w="90" w:type="dxa"/>
+              <w:start w:w="120" w:type="dxa"/>
+              <w:bottom w:w="90" w:type="dxa"/>
+              <w:end w:w="120" w:type="dxa"/>
+            </w:tcMar>
           </w:tcPr>
           <w:p>
             <w:pPr>
@@ -2240,14 +2972,27 @@
               <w:rPr>
                 <w:sz w:val="18"/>
               </w:rPr>
-              <w:t>ORP (mV)</w:t>
+              <w:t>Turbidity (NTU)</w:t>
             </w:r>
           </w:p>
         </w:tc>
         <w:tc>
           <w:tcPr>
-            <w:tcW w:type="dxa" w:w="1247"/>
-            <w:shd w:val="clear" w:color="auto" w:fill="F2F8F7"/>
+            <w:tcW w:type="dxa" w:w="1417"/>
+            <w:vAlign w:val="center"/>
+            <w:shd w:val="clear" w:color="auto" w:fill="F7F7F7"/>
+            <w:tcBorders>
+              <w:top w:val="single" w:sz="4" w:space="0" w:color="D0D0D0"/>
+              <w:left w:val="single" w:sz="4" w:space="0" w:color="D0D0D0"/>
+              <w:bottom w:val="single" w:sz="4" w:space="0" w:color="D0D0D0"/>
+              <w:right w:val="single" w:sz="4" w:space="0" w:color="D0D0D0"/>
+            </w:tcBorders>
+            <w:tcMar>
+              <w:top w:w="90" w:type="dxa"/>
+              <w:start w:w="120" w:type="dxa"/>
+              <w:bottom w:w="90" w:type="dxa"/>
+              <w:end w:w="120" w:type="dxa"/>
+            </w:tcMar>
           </w:tcPr>
           <w:p>
             <w:pPr>
@@ -2263,8 +3008,21 @@
         </w:tc>
         <w:tc>
           <w:tcPr>
-            <w:tcW w:type="dxa" w:w="850"/>
-            <w:shd w:val="clear" w:color="auto" w:fill="F2F8F7"/>
+            <w:tcW w:type="dxa" w:w="1020"/>
+            <w:vAlign w:val="center"/>
+            <w:shd w:val="clear" w:color="auto" w:fill="F7F7F7"/>
+            <w:tcBorders>
+              <w:top w:val="single" w:sz="4" w:space="0" w:color="D0D0D0"/>
+              <w:left w:val="single" w:sz="4" w:space="0" w:color="D0D0D0"/>
+              <w:bottom w:val="single" w:sz="4" w:space="0" w:color="D0D0D0"/>
+              <w:right w:val="single" w:sz="4" w:space="0" w:color="D0D0D0"/>
+            </w:tcBorders>
+            <w:tcMar>
+              <w:top w:w="90" w:type="dxa"/>
+              <w:start w:w="120" w:type="dxa"/>
+              <w:bottom w:w="90" w:type="dxa"/>
+              <w:end w:w="120" w:type="dxa"/>
+            </w:tcMar>
           </w:tcPr>
           <w:p>
             <w:pPr>
@@ -2274,14 +3032,27 @@
               <w:rPr>
                 <w:sz w:val="18"/>
               </w:rPr>
-              <w:t>144.914</w:t>
+              <w:t>0.044</w:t>
             </w:r>
           </w:p>
         </w:tc>
         <w:tc>
           <w:tcPr>
-            <w:tcW w:type="dxa" w:w="850"/>
-            <w:shd w:val="clear" w:color="auto" w:fill="F2F8F7"/>
+            <w:tcW w:type="dxa" w:w="1077"/>
+            <w:vAlign w:val="center"/>
+            <w:shd w:val="clear" w:color="auto" w:fill="F7F7F7"/>
+            <w:tcBorders>
+              <w:top w:val="single" w:sz="4" w:space="0" w:color="D0D0D0"/>
+              <w:left w:val="single" w:sz="4" w:space="0" w:color="D0D0D0"/>
+              <w:bottom w:val="single" w:sz="4" w:space="0" w:color="D0D0D0"/>
+              <w:right w:val="single" w:sz="4" w:space="0" w:color="D0D0D0"/>
+            </w:tcBorders>
+            <w:tcMar>
+              <w:top w:w="90" w:type="dxa"/>
+              <w:start w:w="120" w:type="dxa"/>
+              <w:bottom w:w="90" w:type="dxa"/>
+              <w:end w:w="120" w:type="dxa"/>
+            </w:tcMar>
           </w:tcPr>
           <w:p>
             <w:pPr>
@@ -2291,14 +3062,27 @@
               <w:rPr>
                 <w:sz w:val="18"/>
               </w:rPr>
-              <w:t>18.604</w:t>
+              <w:t>0.0</w:t>
             </w:r>
           </w:p>
         </w:tc>
         <w:tc>
           <w:tcPr>
-            <w:tcW w:type="dxa" w:w="794"/>
-            <w:shd w:val="clear" w:color="auto" w:fill="F2F8F7"/>
+            <w:tcW w:type="dxa" w:w="1077"/>
+            <w:vAlign w:val="center"/>
+            <w:shd w:val="clear" w:color="auto" w:fill="F7F7F7"/>
+            <w:tcBorders>
+              <w:top w:val="single" w:sz="4" w:space="0" w:color="D0D0D0"/>
+              <w:left w:val="single" w:sz="4" w:space="0" w:color="D0D0D0"/>
+              <w:bottom w:val="single" w:sz="4" w:space="0" w:color="D0D0D0"/>
+              <w:right w:val="single" w:sz="4" w:space="0" w:color="D0D0D0"/>
+            </w:tcBorders>
+            <w:tcMar>
+              <w:top w:w="90" w:type="dxa"/>
+              <w:start w:w="120" w:type="dxa"/>
+              <w:bottom w:w="90" w:type="dxa"/>
+              <w:end w:w="120" w:type="dxa"/>
+            </w:tcMar>
           </w:tcPr>
           <w:p>
             <w:pPr>
@@ -2308,14 +3092,27 @@
               <w:rPr>
                 <w:sz w:val="18"/>
               </w:rPr>
-              <w:t>108.154</w:t>
+              <w:t>75.0</w:t>
             </w:r>
           </w:p>
         </w:tc>
         <w:tc>
           <w:tcPr>
-            <w:tcW w:type="dxa" w:w="794"/>
-            <w:shd w:val="clear" w:color="auto" w:fill="F2F8F7"/>
+            <w:tcW w:type="dxa" w:w="1134"/>
+            <w:vAlign w:val="center"/>
+            <w:shd w:val="clear" w:color="auto" w:fill="F7F7F7"/>
+            <w:tcBorders>
+              <w:top w:val="single" w:sz="4" w:space="0" w:color="D0D0D0"/>
+              <w:left w:val="single" w:sz="4" w:space="0" w:color="D0D0D0"/>
+              <w:bottom w:val="single" w:sz="4" w:space="0" w:color="D0D0D0"/>
+              <w:right w:val="single" w:sz="4" w:space="0" w:color="D0D0D0"/>
+            </w:tcBorders>
+            <w:tcMar>
+              <w:top w:w="90" w:type="dxa"/>
+              <w:start w:w="120" w:type="dxa"/>
+              <w:bottom w:w="90" w:type="dxa"/>
+              <w:end w:w="120" w:type="dxa"/>
+            </w:tcMar>
           </w:tcPr>
           <w:p>
             <w:pPr>
@@ -2325,14 +3122,27 @@
               <w:rPr>
                 <w:sz w:val="18"/>
               </w:rPr>
-              <w:t>185.521</w:t>
+              <w:t>100.0%</w:t>
             </w:r>
           </w:p>
         </w:tc>
         <w:tc>
           <w:tcPr>
-            <w:tcW w:type="dxa" w:w="964"/>
-            <w:shd w:val="clear" w:color="auto" w:fill="F2F8F7"/>
+            <w:tcW w:type="dxa" w:w="1361"/>
+            <w:vAlign w:val="center"/>
+            <w:shd w:val="clear" w:color="auto" w:fill="F7F7F7"/>
+            <w:tcBorders>
+              <w:top w:val="single" w:sz="4" w:space="0" w:color="D0D0D0"/>
+              <w:left w:val="single" w:sz="4" w:space="0" w:color="D0D0D0"/>
+              <w:bottom w:val="single" w:sz="4" w:space="0" w:color="D0D0D0"/>
+              <w:right w:val="single" w:sz="4" w:space="0" w:color="D0D0D0"/>
+            </w:tcBorders>
+            <w:tcMar>
+              <w:top w:w="90" w:type="dxa"/>
+              <w:start w:w="120" w:type="dxa"/>
+              <w:bottom w:w="90" w:type="dxa"/>
+              <w:end w:w="120" w:type="dxa"/>
+            </w:tcMar>
           </w:tcPr>
           <w:p>
             <w:pPr>
@@ -2342,14 +3152,29 @@
               <w:rPr>
                 <w:sz w:val="18"/>
               </w:rPr>
-              <w:t>–</w:t>
+              <w:t>✓ Excellent</w:t>
             </w:r>
           </w:p>
         </w:tc>
+      </w:tr>
+      <w:tr>
         <w:tc>
           <w:tcPr>
-            <w:tcW w:type="dxa" w:w="964"/>
-            <w:shd w:val="clear" w:color="auto" w:fill="F2F8F7"/>
+            <w:tcW w:type="dxa" w:w="2041"/>
+            <w:vAlign w:val="center"/>
+            <w:shd w:val="clear" w:color="auto" w:fill="FFFFFF"/>
+            <w:tcBorders>
+              <w:top w:val="single" w:sz="4" w:space="0" w:color="D0D0D0"/>
+              <w:left w:val="single" w:sz="4" w:space="0" w:color="D0D0D0"/>
+              <w:bottom w:val="single" w:sz="4" w:space="0" w:color="D0D0D0"/>
+              <w:right w:val="single" w:sz="4" w:space="0" w:color="D0D0D0"/>
+            </w:tcBorders>
+            <w:tcMar>
+              <w:top w:w="90" w:type="dxa"/>
+              <w:start w:w="120" w:type="dxa"/>
+              <w:bottom w:w="90" w:type="dxa"/>
+              <w:end w:w="120" w:type="dxa"/>
+            </w:tcMar>
           </w:tcPr>
           <w:p>
             <w:pPr>
@@ -2359,67 +3184,27 @@
               <w:rPr>
                 <w:sz w:val="18"/>
               </w:rPr>
-              <w:t>–</w:t>
+              <w:t>Cell Fouling (%)</w:t>
             </w:r>
           </w:p>
         </w:tc>
         <w:tc>
           <w:tcPr>
-            <w:tcW w:type="dxa" w:w="1020"/>
-            <w:shd w:val="clear" w:color="auto" w:fill="F2F8F7"/>
-          </w:tcPr>
-          <w:p>
-            <w:pPr>
-              <w:spacing w:before="60" w:after="60"/>
-            </w:pPr>
-            <w:r>
-              <w:rPr>
-                <w:sz w:val="18"/>
-              </w:rPr>
-              <w:t>–</w:t>
-            </w:r>
-          </w:p>
-        </w:tc>
-        <w:tc>
-          <w:tcPr>
-            <w:tcW w:type="dxa" w:w="1247"/>
-            <w:shd w:val="clear" w:color="auto" w:fill="F2F8F7"/>
-          </w:tcPr>
-          <w:p>
-            <w:pPr>
-              <w:spacing w:before="60" w:after="60"/>
-            </w:pPr>
-            <w:r>
-              <w:rPr>
-                <w:sz w:val="18"/>
-              </w:rPr>
-              <w:t>See chart</w:t>
-            </w:r>
-          </w:p>
-        </w:tc>
-      </w:tr>
-      <w:tr>
-        <w:tc>
-          <w:tcPr>
-            <w:tcW w:type="dxa" w:w="1814"/>
+            <w:tcW w:type="dxa" w:w="1417"/>
+            <w:vAlign w:val="center"/>
             <w:shd w:val="clear" w:color="auto" w:fill="FFFFFF"/>
-          </w:tcPr>
-          <w:p>
-            <w:pPr>
-              <w:spacing w:before="60" w:after="60"/>
-            </w:pPr>
-            <w:r>
-              <w:rPr>
-                <w:sz w:val="18"/>
-              </w:rPr>
-              <w:t>Turbidity (NTU)</w:t>
-            </w:r>
-          </w:p>
-        </w:tc>
-        <w:tc>
-          <w:tcPr>
-            <w:tcW w:type="dxa" w:w="1247"/>
-            <w:shd w:val="clear" w:color="auto" w:fill="FFFFFF"/>
+            <w:tcBorders>
+              <w:top w:val="single" w:sz="4" w:space="0" w:color="D0D0D0"/>
+              <w:left w:val="single" w:sz="4" w:space="0" w:color="D0D0D0"/>
+              <w:bottom w:val="single" w:sz="4" w:space="0" w:color="D0D0D0"/>
+              <w:right w:val="single" w:sz="4" w:space="0" w:color="D0D0D0"/>
+            </w:tcBorders>
+            <w:tcMar>
+              <w:top w:w="90" w:type="dxa"/>
+              <w:start w:w="120" w:type="dxa"/>
+              <w:bottom w:w="90" w:type="dxa"/>
+              <w:end w:w="120" w:type="dxa"/>
+            </w:tcMar>
           </w:tcPr>
           <w:p>
             <w:pPr>
@@ -2435,180 +3220,21 @@
         </w:tc>
         <w:tc>
           <w:tcPr>
-            <w:tcW w:type="dxa" w:w="850"/>
+            <w:tcW w:type="dxa" w:w="1020"/>
+            <w:vAlign w:val="center"/>
             <w:shd w:val="clear" w:color="auto" w:fill="FFFFFF"/>
-          </w:tcPr>
-          <w:p>
-            <w:pPr>
-              <w:spacing w:before="60" w:after="60"/>
-            </w:pPr>
-            <w:r>
-              <w:rPr>
-                <w:sz w:val="18"/>
-              </w:rPr>
-              <w:t>0.044</w:t>
-            </w:r>
-          </w:p>
-        </w:tc>
-        <w:tc>
-          <w:tcPr>
-            <w:tcW w:type="dxa" w:w="850"/>
-            <w:shd w:val="clear" w:color="auto" w:fill="FFFFFF"/>
-          </w:tcPr>
-          <w:p>
-            <w:pPr>
-              <w:spacing w:before="60" w:after="60"/>
-            </w:pPr>
-            <w:r>
-              <w:rPr>
-                <w:sz w:val="18"/>
-              </w:rPr>
-              <w:t>0.147</w:t>
-            </w:r>
-          </w:p>
-        </w:tc>
-        <w:tc>
-          <w:tcPr>
-            <w:tcW w:type="dxa" w:w="794"/>
-            <w:shd w:val="clear" w:color="auto" w:fill="FFFFFF"/>
-          </w:tcPr>
-          <w:p>
-            <w:pPr>
-              <w:spacing w:before="60" w:after="60"/>
-            </w:pPr>
-            <w:r>
-              <w:rPr>
-                <w:sz w:val="18"/>
-              </w:rPr>
-              <w:t>0.000</w:t>
-            </w:r>
-          </w:p>
-        </w:tc>
-        <w:tc>
-          <w:tcPr>
-            <w:tcW w:type="dxa" w:w="794"/>
-            <w:shd w:val="clear" w:color="auto" w:fill="FFFFFF"/>
-          </w:tcPr>
-          <w:p>
-            <w:pPr>
-              <w:spacing w:before="60" w:after="60"/>
-            </w:pPr>
-            <w:r>
-              <w:rPr>
-                <w:sz w:val="18"/>
-              </w:rPr>
-              <w:t>3.984</w:t>
-            </w:r>
-          </w:p>
-        </w:tc>
-        <w:tc>
-          <w:tcPr>
-            <w:tcW w:type="dxa" w:w="964"/>
-            <w:shd w:val="clear" w:color="auto" w:fill="FFFFFF"/>
-          </w:tcPr>
-          <w:p>
-            <w:pPr>
-              <w:spacing w:before="60" w:after="60"/>
-            </w:pPr>
-            <w:r>
-              <w:rPr>
-                <w:sz w:val="18"/>
-              </w:rPr>
-              <w:t>–</w:t>
-            </w:r>
-          </w:p>
-        </w:tc>
-        <w:tc>
-          <w:tcPr>
-            <w:tcW w:type="dxa" w:w="964"/>
-            <w:shd w:val="clear" w:color="auto" w:fill="FFFFFF"/>
-          </w:tcPr>
-          <w:p>
-            <w:pPr>
-              <w:spacing w:before="60" w:after="60"/>
-            </w:pPr>
-            <w:r>
-              <w:rPr>
-                <w:sz w:val="18"/>
-              </w:rPr>
-              <w:t>75.0</w:t>
-            </w:r>
-          </w:p>
-        </w:tc>
-        <w:tc>
-          <w:tcPr>
-            <w:tcW w:type="dxa" w:w="1020"/>
-            <w:shd w:val="clear" w:color="auto" w:fill="FFFFFF"/>
-          </w:tcPr>
-          <w:p>
-            <w:pPr>
-              <w:spacing w:before="60" w:after="60"/>
-            </w:pPr>
-            <w:r>
-              <w:rPr>
-                <w:sz w:val="18"/>
-              </w:rPr>
-              <w:t>–</w:t>
-            </w:r>
-          </w:p>
-        </w:tc>
-        <w:tc>
-          <w:tcPr>
-            <w:tcW w:type="dxa" w:w="1247"/>
-            <w:shd w:val="clear" w:color="auto" w:fill="FFFFFF"/>
-          </w:tcPr>
-          <w:p>
-            <w:pPr>
-              <w:spacing w:before="60" w:after="60"/>
-            </w:pPr>
-            <w:r>
-              <w:rPr>
-                <w:sz w:val="18"/>
-              </w:rPr>
-              <w:t>ℹ Info</w:t>
-            </w:r>
-          </w:p>
-        </w:tc>
-      </w:tr>
-      <w:tr>
-        <w:tc>
-          <w:tcPr>
-            <w:tcW w:type="dxa" w:w="1814"/>
-            <w:shd w:val="clear" w:color="auto" w:fill="F2F8F7"/>
-          </w:tcPr>
-          <w:p>
-            <w:pPr>
-              <w:spacing w:before="60" w:after="60"/>
-            </w:pPr>
-            <w:r>
-              <w:rPr>
-                <w:sz w:val="18"/>
-              </w:rPr>
-              <w:t>Cell Fouling (%)</w:t>
-            </w:r>
-          </w:p>
-        </w:tc>
-        <w:tc>
-          <w:tcPr>
-            <w:tcW w:type="dxa" w:w="1247"/>
-            <w:shd w:val="clear" w:color="auto" w:fill="F2F8F7"/>
-          </w:tcPr>
-          <w:p>
-            <w:pPr>
-              <w:spacing w:before="60" w:after="60"/>
-            </w:pPr>
-            <w:r>
-              <w:rPr>
-                <w:sz w:val="18"/>
-              </w:rPr>
-              <w:t>ACM Skid</w:t>
-            </w:r>
-          </w:p>
-        </w:tc>
-        <w:tc>
-          <w:tcPr>
-            <w:tcW w:type="dxa" w:w="850"/>
-            <w:shd w:val="clear" w:color="auto" w:fill="F2F8F7"/>
+            <w:tcBorders>
+              <w:top w:val="single" w:sz="4" w:space="0" w:color="D0D0D0"/>
+              <w:left w:val="single" w:sz="4" w:space="0" w:color="D0D0D0"/>
+              <w:bottom w:val="single" w:sz="4" w:space="0" w:color="D0D0D0"/>
+              <w:right w:val="single" w:sz="4" w:space="0" w:color="D0D0D0"/>
+            </w:tcBorders>
+            <w:tcMar>
+              <w:top w:w="90" w:type="dxa"/>
+              <w:start w:w="120" w:type="dxa"/>
+              <w:bottom w:w="90" w:type="dxa"/>
+              <w:end w:w="120" w:type="dxa"/>
+            </w:tcMar>
           </w:tcPr>
           <w:p>
             <w:pPr>
@@ -2624,8 +3250,21 @@
         </w:tc>
         <w:tc>
           <w:tcPr>
-            <w:tcW w:type="dxa" w:w="850"/>
-            <w:shd w:val="clear" w:color="auto" w:fill="F2F8F7"/>
+            <w:tcW w:type="dxa" w:w="1077"/>
+            <w:vAlign w:val="center"/>
+            <w:shd w:val="clear" w:color="auto" w:fill="FFFFFF"/>
+            <w:tcBorders>
+              <w:top w:val="single" w:sz="4" w:space="0" w:color="D0D0D0"/>
+              <w:left w:val="single" w:sz="4" w:space="0" w:color="D0D0D0"/>
+              <w:bottom w:val="single" w:sz="4" w:space="0" w:color="D0D0D0"/>
+              <w:right w:val="single" w:sz="4" w:space="0" w:color="D0D0D0"/>
+            </w:tcBorders>
+            <w:tcMar>
+              <w:top w:w="90" w:type="dxa"/>
+              <w:start w:w="120" w:type="dxa"/>
+              <w:bottom w:w="90" w:type="dxa"/>
+              <w:end w:w="120" w:type="dxa"/>
+            </w:tcMar>
           </w:tcPr>
           <w:p>
             <w:pPr>
@@ -2635,65 +3274,27 @@
               <w:rPr>
                 <w:sz w:val="18"/>
               </w:rPr>
-              <w:t>0.028</w:t>
+              <w:t>0.0</w:t>
             </w:r>
           </w:p>
         </w:tc>
         <w:tc>
           <w:tcPr>
-            <w:tcW w:type="dxa" w:w="794"/>
-            <w:shd w:val="clear" w:color="auto" w:fill="F2F8F7"/>
-          </w:tcPr>
-          <w:p>
-            <w:pPr>
-              <w:spacing w:before="60" w:after="60"/>
-            </w:pPr>
-            <w:r>
-              <w:rPr>
-                <w:sz w:val="18"/>
-              </w:rPr>
-              <w:t>0.000</w:t>
-            </w:r>
-          </w:p>
-        </w:tc>
-        <w:tc>
-          <w:tcPr>
-            <w:tcW w:type="dxa" w:w="794"/>
-            <w:shd w:val="clear" w:color="auto" w:fill="F2F8F7"/>
-          </w:tcPr>
-          <w:p>
-            <w:pPr>
-              <w:spacing w:before="60" w:after="60"/>
-            </w:pPr>
-            <w:r>
-              <w:rPr>
-                <w:sz w:val="18"/>
-              </w:rPr>
-              <w:t>1.019</w:t>
-            </w:r>
-          </w:p>
-        </w:tc>
-        <w:tc>
-          <w:tcPr>
-            <w:tcW w:type="dxa" w:w="964"/>
-            <w:shd w:val="clear" w:color="auto" w:fill="F2F8F7"/>
-          </w:tcPr>
-          <w:p>
-            <w:pPr>
-              <w:spacing w:before="60" w:after="60"/>
-            </w:pPr>
-            <w:r>
-              <w:rPr>
-                <w:sz w:val="18"/>
-              </w:rPr>
-              <w:t>–</w:t>
-            </w:r>
-          </w:p>
-        </w:tc>
-        <w:tc>
-          <w:tcPr>
-            <w:tcW w:type="dxa" w:w="964"/>
-            <w:shd w:val="clear" w:color="auto" w:fill="F2F8F7"/>
+            <w:tcW w:type="dxa" w:w="1077"/>
+            <w:vAlign w:val="center"/>
+            <w:shd w:val="clear" w:color="auto" w:fill="FFFFFF"/>
+            <w:tcBorders>
+              <w:top w:val="single" w:sz="4" w:space="0" w:color="D0D0D0"/>
+              <w:left w:val="single" w:sz="4" w:space="0" w:color="D0D0D0"/>
+              <w:bottom w:val="single" w:sz="4" w:space="0" w:color="D0D0D0"/>
+              <w:right w:val="single" w:sz="4" w:space="0" w:color="D0D0D0"/>
+            </w:tcBorders>
+            <w:tcMar>
+              <w:top w:w="90" w:type="dxa"/>
+              <w:start w:w="120" w:type="dxa"/>
+              <w:bottom w:w="90" w:type="dxa"/>
+              <w:end w:w="120" w:type="dxa"/>
+            </w:tcMar>
           </w:tcPr>
           <w:p>
             <w:pPr>
@@ -2709,8 +3310,21 @@
         </w:tc>
         <w:tc>
           <w:tcPr>
-            <w:tcW w:type="dxa" w:w="1020"/>
-            <w:shd w:val="clear" w:color="auto" w:fill="F2F8F7"/>
+            <w:tcW w:type="dxa" w:w="1134"/>
+            <w:vAlign w:val="center"/>
+            <w:shd w:val="clear" w:color="auto" w:fill="FFFFFF"/>
+            <w:tcBorders>
+              <w:top w:val="single" w:sz="4" w:space="0" w:color="D0D0D0"/>
+              <w:left w:val="single" w:sz="4" w:space="0" w:color="D0D0D0"/>
+              <w:bottom w:val="single" w:sz="4" w:space="0" w:color="D0D0D0"/>
+              <w:right w:val="single" w:sz="4" w:space="0" w:color="D0D0D0"/>
+            </w:tcBorders>
+            <w:tcMar>
+              <w:top w:w="90" w:type="dxa"/>
+              <w:start w:w="120" w:type="dxa"/>
+              <w:bottom w:w="90" w:type="dxa"/>
+              <w:end w:w="120" w:type="dxa"/>
+            </w:tcMar>
           </w:tcPr>
           <w:p>
             <w:pPr>
@@ -2720,14 +3334,27 @@
               <w:rPr>
                 <w:sz w:val="18"/>
               </w:rPr>
-              <w:t>–</w:t>
+              <w:t>100.0%</w:t>
             </w:r>
           </w:p>
         </w:tc>
         <w:tc>
           <w:tcPr>
-            <w:tcW w:type="dxa" w:w="1247"/>
-            <w:shd w:val="clear" w:color="auto" w:fill="F2F8F7"/>
+            <w:tcW w:type="dxa" w:w="1361"/>
+            <w:vAlign w:val="center"/>
+            <w:shd w:val="clear" w:color="auto" w:fill="FFFFFF"/>
+            <w:tcBorders>
+              <w:top w:val="single" w:sz="4" w:space="0" w:color="D0D0D0"/>
+              <w:left w:val="single" w:sz="4" w:space="0" w:color="D0D0D0"/>
+              <w:bottom w:val="single" w:sz="4" w:space="0" w:color="D0D0D0"/>
+              <w:right w:val="single" w:sz="4" w:space="0" w:color="D0D0D0"/>
+            </w:tcBorders>
+            <w:tcMar>
+              <w:top w:w="90" w:type="dxa"/>
+              <w:start w:w="120" w:type="dxa"/>
+              <w:bottom w:w="90" w:type="dxa"/>
+              <w:end w:w="120" w:type="dxa"/>
+            </w:tcMar>
           </w:tcPr>
           <w:p>
             <w:pPr>
@@ -2737,179 +3364,7 @@
               <w:rPr>
                 <w:sz w:val="18"/>
               </w:rPr>
-              <w:t>ℹ Info</w:t>
-            </w:r>
-          </w:p>
-        </w:tc>
-      </w:tr>
-      <w:tr>
-        <w:tc>
-          <w:tcPr>
-            <w:tcW w:type="dxa" w:w="1814"/>
-            <w:shd w:val="clear" w:color="auto" w:fill="FFFFFF"/>
-          </w:tcPr>
-          <w:p>
-            <w:pPr>
-              <w:spacing w:before="60" w:after="60"/>
-            </w:pPr>
-            <w:r>
-              <w:rPr>
-                <w:sz w:val="18"/>
-              </w:rPr>
-              <w:t>FRC</w:t>
-            </w:r>
-          </w:p>
-        </w:tc>
-        <w:tc>
-          <w:tcPr>
-            <w:tcW w:type="dxa" w:w="1247"/>
-            <w:shd w:val="clear" w:color="auto" w:fill="FFFFFF"/>
-          </w:tcPr>
-          <w:p>
-            <w:pPr>
-              <w:spacing w:before="60" w:after="60"/>
-            </w:pPr>
-            <w:r>
-              <w:rPr>
-                <w:sz w:val="18"/>
-              </w:rPr>
-              <w:t>Field Data</w:t>
-            </w:r>
-          </w:p>
-        </w:tc>
-        <w:tc>
-          <w:tcPr>
-            <w:tcW w:type="dxa" w:w="850"/>
-            <w:shd w:val="clear" w:color="auto" w:fill="FFFFFF"/>
-          </w:tcPr>
-          <w:p>
-            <w:pPr>
-              <w:spacing w:before="60" w:after="60"/>
-            </w:pPr>
-            <w:r>
-              <w:rPr>
-                <w:sz w:val="18"/>
-              </w:rPr>
-              <w:t>Not avail.</w:t>
-            </w:r>
-          </w:p>
-        </w:tc>
-        <w:tc>
-          <w:tcPr>
-            <w:tcW w:type="dxa" w:w="850"/>
-            <w:shd w:val="clear" w:color="auto" w:fill="FFFFFF"/>
-          </w:tcPr>
-          <w:p>
-            <w:pPr>
-              <w:spacing w:before="60" w:after="60"/>
-            </w:pPr>
-            <w:r>
-              <w:rPr>
-                <w:sz w:val="18"/>
-              </w:rPr>
-              <w:t>–</w:t>
-            </w:r>
-          </w:p>
-        </w:tc>
-        <w:tc>
-          <w:tcPr>
-            <w:tcW w:type="dxa" w:w="794"/>
-            <w:shd w:val="clear" w:color="auto" w:fill="FFFFFF"/>
-          </w:tcPr>
-          <w:p>
-            <w:pPr>
-              <w:spacing w:before="60" w:after="60"/>
-            </w:pPr>
-            <w:r>
-              <w:rPr>
-                <w:sz w:val="18"/>
-              </w:rPr>
-              <w:t>–</w:t>
-            </w:r>
-          </w:p>
-        </w:tc>
-        <w:tc>
-          <w:tcPr>
-            <w:tcW w:type="dxa" w:w="794"/>
-            <w:shd w:val="clear" w:color="auto" w:fill="FFFFFF"/>
-          </w:tcPr>
-          <w:p>
-            <w:pPr>
-              <w:spacing w:before="60" w:after="60"/>
-            </w:pPr>
-            <w:r>
-              <w:rPr>
-                <w:sz w:val="18"/>
-              </w:rPr>
-              <w:t>–</w:t>
-            </w:r>
-          </w:p>
-        </w:tc>
-        <w:tc>
-          <w:tcPr>
-            <w:tcW w:type="dxa" w:w="964"/>
-            <w:shd w:val="clear" w:color="auto" w:fill="FFFFFF"/>
-          </w:tcPr>
-          <w:p>
-            <w:pPr>
-              <w:spacing w:before="60" w:after="60"/>
-            </w:pPr>
-            <w:r>
-              <w:rPr>
-                <w:sz w:val="18"/>
-              </w:rPr>
-              <w:t>–</w:t>
-            </w:r>
-          </w:p>
-        </w:tc>
-        <w:tc>
-          <w:tcPr>
-            <w:tcW w:type="dxa" w:w="964"/>
-            <w:shd w:val="clear" w:color="auto" w:fill="FFFFFF"/>
-          </w:tcPr>
-          <w:p>
-            <w:pPr>
-              <w:spacing w:before="60" w:after="60"/>
-            </w:pPr>
-            <w:r>
-              <w:rPr>
-                <w:sz w:val="18"/>
-              </w:rPr>
-              <w:t>–</w:t>
-            </w:r>
-          </w:p>
-        </w:tc>
-        <w:tc>
-          <w:tcPr>
-            <w:tcW w:type="dxa" w:w="1020"/>
-            <w:shd w:val="clear" w:color="auto" w:fill="FFFFFF"/>
-          </w:tcPr>
-          <w:p>
-            <w:pPr>
-              <w:spacing w:before="60" w:after="60"/>
-            </w:pPr>
-            <w:r>
-              <w:rPr>
-                <w:sz w:val="18"/>
-              </w:rPr>
-              <w:t>–</w:t>
-            </w:r>
-          </w:p>
-        </w:tc>
-        <w:tc>
-          <w:tcPr>
-            <w:tcW w:type="dxa" w:w="1247"/>
-            <w:shd w:val="clear" w:color="auto" w:fill="FFFFFF"/>
-          </w:tcPr>
-          <w:p>
-            <w:pPr>
-              <w:spacing w:before="60" w:after="60"/>
-            </w:pPr>
-            <w:r>
-              <w:rPr>
-                <w:sz w:val="18"/>
-              </w:rPr>
-              <w:t>⚠ Check</w:t>
+              <w:t>✓ Excellent</w:t>
             </w:r>
           </w:p>
         </w:tc>
@@ -2923,28 +3378,26 @@
     </w:p>
     <w:p>
       <w:pPr>
-        <w:pBdr>
-          <w:bottom w:val="single" w:sz="8" w:space="4" w:color="00857C"/>
-        </w:pBdr>
-        <w:spacing w:before="280" w:after="80"/>
+        <w:spacing w:before="280" w:after="140"/>
+        <w:shd w:val="clear" w:color="auto" w:fill="009878"/>
       </w:pPr>
       <w:r>
         <w:rPr>
           <w:b/>
-          <w:color w:val="00857C"/>
-          <w:sz w:val="32"/>
+          <w:color w:val="FFFFFF"/>
+          <w:sz w:val="24"/>
         </w:rPr>
-        <w:t>Charts and Comments</w:t>
+        <w:t xml:space="preserve">  Charts and Comments</w:t>
       </w:r>
     </w:p>
     <w:p>
       <w:pPr>
-        <w:spacing w:before="200" w:after="60"/>
+        <w:spacing w:before="200" w:after="80"/>
       </w:pPr>
       <w:r>
         <w:rPr>
           <w:b/>
-          <w:color w:val="005F58"/>
+          <w:color w:val="1D5C7F"/>
           <w:sz w:val="26"/>
         </w:rPr>
         <w:t>Corrosion Rate</w:t>
@@ -2997,7 +3450,7 @@
       <w:r>
         <w:rPr>
           <w:i/>
-          <w:color w:val="444444"/>
+          <w:color w:val="686868"/>
           <w:sz w:val="17"/>
         </w:rPr>
         <w:t>Figure 1: Corrosion Rate — August 2026</w:t>
@@ -3011,7 +3464,7 @@
         <w:rPr>
           <w:b/>
           <w:i/>
-          <w:color w:val="333333"/>
+          <w:color w:val="1D5C7F"/>
           <w:sz w:val="19"/>
         </w:rPr>
         <w:t xml:space="preserve">Comment: </w:t>
@@ -3022,50 +3475,17 @@
           <w:color w:val="333333"/>
           <w:sz w:val="19"/>
         </w:rPr>
-        <w:t>Pattern: corrosion control is increasing, but remains good against the target.</w:t>
-      </w:r>
-      <w:r>
-        <w:br/>
-      </w:r>
-      <w:r>
-        <w:rPr>
-          <w:i/>
-          <w:color w:val="333333"/>
-          <w:sz w:val="19"/>
-        </w:rPr>
-        <w:t>Mild steel corrosion increased across the month, while copper corrosion increased across the month.</w:t>
-      </w:r>
-      <w:r>
-        <w:br/>
-      </w:r>
-      <w:r>
-        <w:rPr>
-          <w:i/>
-          <w:color w:val="333333"/>
-          <w:sz w:val="19"/>
-        </w:rPr>
-        <w:t>MS was within the 3.0 MPY target, and Cu was within the 0.5 MPY target.</w:t>
-      </w:r>
-      <w:r>
-        <w:br/>
-      </w:r>
-      <w:r>
-        <w:rPr>
-          <w:i/>
-          <w:color w:val="333333"/>
-          <w:sz w:val="19"/>
-        </w:rPr>
-        <w:t>Likely reason: corrosion is still protected, but increasing movement should be checked against product and ORP trends.</w:t>
+        <w:t>During the reporting period, the system remained under good control. The mild steel and copper corrosion rates averaged 0.51 mpy and 0.11 mpy, respectively, both of which are well within the recommended limits of &lt;5 mpy and &lt;0.5 mpy.</w:t>
       </w:r>
     </w:p>
     <w:p>
       <w:pPr>
-        <w:spacing w:before="200" w:after="60"/>
+        <w:spacing w:before="200" w:after="80"/>
       </w:pPr>
       <w:r>
         <w:rPr>
           <w:b/>
-          <w:color w:val="005F58"/>
+          <w:color w:val="1D5C7F"/>
           <w:sz w:val="26"/>
         </w:rPr>
         <w:t>Traced Product Control Trend</w:t>
@@ -3118,7 +3538,7 @@
       <w:r>
         <w:rPr>
           <w:i/>
-          <w:color w:val="444444"/>
+          <w:color w:val="686868"/>
           <w:sz w:val="17"/>
         </w:rPr>
         <w:t>Figure 2: Traced Product — August 2026</w:t>
@@ -3132,7 +3552,7 @@
         <w:rPr>
           <w:b/>
           <w:i/>
-          <w:color w:val="333333"/>
+          <w:color w:val="1D5C7F"/>
           <w:sz w:val="19"/>
         </w:rPr>
         <w:t xml:space="preserve">Comment: </w:t>
@@ -3143,7 +3563,7 @@
           <w:color w:val="333333"/>
           <w:sz w:val="19"/>
         </w:rPr>
-        <w:t>Pattern: Traced Product is still not maintained at the end of the month.</w:t>
+        <w:t>Traced Product was maintained within the setpoint range of 67.0-73.0 ppm only 41.8% of the time.</w:t>
       </w:r>
       <w:r>
         <w:br/>
@@ -3165,28 +3585,17 @@
           <w:color w:val="333333"/>
           <w:sz w:val="19"/>
         </w:rPr>
-        <w:t>The Traced Product average was above the configured range. The monthly in-range performance was 41.8%.</w:t>
-      </w:r>
-      <w:r>
-        <w:br/>
-      </w:r>
-      <w:r>
-        <w:rPr>
-          <w:i/>
-          <w:color w:val="333333"/>
-          <w:sz w:val="19"/>
-        </w:rPr>
-        <w:t>Likely reason: Traced Product is following the increased conductivity trend, so cycles, blowdown, makeup, or dilution changes should be corrected first.</w:t>
+        <w:t>The Traced Product increase correlates with the increase in conductivity, indicating the product trend is linked to tower concentration; the blowdown and makeup water valves will be inspected so product can be maintained in good control in future.</w:t>
       </w:r>
     </w:p>
     <w:p>
       <w:pPr>
-        <w:spacing w:before="200" w:after="60"/>
+        <w:spacing w:before="200" w:after="80"/>
       </w:pPr>
       <w:r>
         <w:rPr>
           <w:b/>
-          <w:color w:val="005F58"/>
+          <w:color w:val="1D5C7F"/>
           <w:sz w:val="26"/>
         </w:rPr>
         <w:t>ORP vs Copper Corrosion Rate</w:t>
@@ -3239,7 +3648,7 @@
       <w:r>
         <w:rPr>
           <w:i/>
-          <w:color w:val="444444"/>
+          <w:color w:val="686868"/>
           <w:sz w:val="17"/>
         </w:rPr>
         <w:t>Figure 3: ORP vs Copper Corrosion Rate — August 2026</w:t>
@@ -3253,7 +3662,7 @@
         <w:rPr>
           <w:b/>
           <w:i/>
-          <w:color w:val="333333"/>
+          <w:color w:val="1D5C7F"/>
           <w:sz w:val="19"/>
         </w:rPr>
         <w:t xml:space="preserve">Comment: </w:t>
@@ -3264,7 +3673,7 @@
           <w:color w:val="333333"/>
           <w:sz w:val="19"/>
         </w:rPr>
-        <w:t>Pattern: ORP response is decreasing across the month.</w:t>
+        <w:t>ORP did not show more than 50 mV spikes at least three times during the week from 08 August 2026 to 14 August 2026; no slug dosage of biocide is observed during this period. This could be due to lack of inventory, dosing pump lost prime, or a leak in the pump discharge line.</w:t>
       </w:r>
       <w:r>
         <w:br/>
@@ -3275,160 +3684,17 @@
           <w:color w:val="333333"/>
           <w:sz w:val="19"/>
         </w:rPr>
-        <w:t>ORP did not show a strong spike response pattern during the month without relying on absolute ORP values.</w:t>
-      </w:r>
-      <w:r>
-        <w:br/>
-      </w:r>
-      <w:r>
-        <w:rPr>
-          <w:i/>
-          <w:color w:val="333333"/>
-          <w:sz w:val="19"/>
-        </w:rPr>
-        <w:t>Copper corrosion increased across the month while the ORP pattern changed.</w:t>
-      </w:r>
-      <w:r>
-        <w:br/>
-      </w:r>
-      <w:r>
-        <w:rPr>
-          <w:i/>
-          <w:color w:val="333333"/>
-          <w:sz w:val="19"/>
-        </w:rPr>
-        <w:t>Likely reason: biocide feed timing, relay operation, oxidizer inventory, or field FRC residual should be checked.</w:t>
+        <w:t>Copper corrosion remained within the recommended limit of 0.5 mpy.</w:t>
       </w:r>
     </w:p>
     <w:p>
       <w:pPr>
-        <w:spacing w:before="200" w:after="60"/>
+        <w:spacing w:before="200" w:after="80"/>
       </w:pPr>
       <w:r>
         <w:rPr>
           <w:b/>
-          <w:color w:val="005F58"/>
-          <w:sz w:val="26"/>
-        </w:rPr>
-        <w:t>Oxidizing Biocide Pump Relay vs Copper Corrosion</w:t>
-      </w:r>
-    </w:p>
-    <w:p>
-      <w:pPr>
-        <w:jc w:val="center"/>
-      </w:pPr>
-      <w:r>
-        <w:drawing>
-          <wp:inline xmlns:a="http://schemas.openxmlformats.org/drawingml/2006/main" xmlns:pic="http://schemas.openxmlformats.org/drawingml/2006/picture">
-            <wp:extent cx="5486400" cy="2582656"/>
-            <wp:docPr id="4" name="Picture 4"/>
-            <wp:cNvGraphicFramePr>
-              <a:graphicFrameLocks noChangeAspect="1"/>
-            </wp:cNvGraphicFramePr>
-            <a:graphic>
-              <a:graphicData uri="http://schemas.openxmlformats.org/drawingml/2006/picture">
-                <pic:pic>
-                  <pic:nvPicPr>
-                    <pic:cNvPr id="0" name="candler_hospital_savannah_ga_us_controllers_84253fab8c75_august_2026_biocide_corrosion.png"/>
-                    <pic:cNvPicPr/>
-                  </pic:nvPicPr>
-                  <pic:blipFill>
-                    <a:blip r:embed="rId14"/>
-                    <a:stretch>
-                      <a:fillRect/>
-                    </a:stretch>
-                  </pic:blipFill>
-                  <pic:spPr>
-                    <a:xfrm>
-                      <a:off x="0" y="0"/>
-                      <a:ext cx="5486400" cy="2582656"/>
-                    </a:xfrm>
-                    <a:prstGeom prst="rect"/>
-                  </pic:spPr>
-                </pic:pic>
-              </a:graphicData>
-            </a:graphic>
-          </wp:inline>
-        </w:drawing>
-      </w:r>
-    </w:p>
-    <w:p>
-      <w:pPr>
-        <w:spacing w:after="120"/>
-        <w:jc w:val="center"/>
-      </w:pPr>
-      <w:r>
-        <w:rPr>
-          <w:i/>
-          <w:color w:val="444444"/>
-          <w:sz w:val="17"/>
-        </w:rPr>
-        <w:t>Figure 4: Oxidizing Biocide Pump Relay vs Copper Corrosion — August 2026</w:t>
-      </w:r>
-    </w:p>
-    <w:p>
-      <w:pPr>
-        <w:spacing w:before="40" w:after="200"/>
-      </w:pPr>
-      <w:r>
-        <w:rPr>
-          <w:b/>
-          <w:i/>
-          <w:color w:val="333333"/>
-          <w:sz w:val="19"/>
-        </w:rPr>
-        <w:t xml:space="preserve">Comment: </w:t>
-      </w:r>
-      <w:r>
-        <w:rPr>
-          <w:i/>
-          <w:color w:val="333333"/>
-          <w:sz w:val="19"/>
-        </w:rPr>
-        <w:t>Pattern: biocide feed versus copper corrosion is increasing, but remains good against the target.</w:t>
-      </w:r>
-      <w:r>
-        <w:br/>
-      </w:r>
-      <w:r>
-        <w:rPr>
-          <w:i/>
-          <w:color w:val="333333"/>
-          <w:sz w:val="19"/>
-        </w:rPr>
-        <w:t>Biocide relay activity was present in the monthly trend.</w:t>
-      </w:r>
-      <w:r>
-        <w:br/>
-      </w:r>
-      <w:r>
-        <w:rPr>
-          <w:i/>
-          <w:color w:val="333333"/>
-          <w:sz w:val="19"/>
-        </w:rPr>
-        <w:t>Relay activity increased across the month when the month is split into early and late periods.</w:t>
-      </w:r>
-      <w:r>
-        <w:br/>
-      </w:r>
-      <w:r>
-        <w:rPr>
-          <w:i/>
-          <w:color w:val="333333"/>
-          <w:sz w:val="19"/>
-        </w:rPr>
-        <w:t>Likely reason: relay feed timing is adequate and copper corrosion remains protected.</w:t>
-      </w:r>
-    </w:p>
-    <w:p>
-      <w:pPr>
-        <w:spacing w:before="200" w:after="60"/>
-      </w:pPr>
-      <w:r>
-        <w:rPr>
-          <w:b/>
-          <w:color w:val="005F58"/>
+          <w:color w:val="1D5C7F"/>
           <w:sz w:val="26"/>
         </w:rPr>
         <w:t>Electrode Conductivity</w:t>
@@ -3442,7 +3708,7 @@
         <w:drawing>
           <wp:inline xmlns:a="http://schemas.openxmlformats.org/drawingml/2006/main" xmlns:pic="http://schemas.openxmlformats.org/drawingml/2006/picture">
             <wp:extent cx="5486400" cy="2578283"/>
-            <wp:docPr id="5" name="Picture 5"/>
+            <wp:docPr id="4" name="Picture 4"/>
             <wp:cNvGraphicFramePr>
               <a:graphicFrameLocks noChangeAspect="1"/>
             </wp:cNvGraphicFramePr>
@@ -3454,7 +3720,7 @@
                     <pic:cNvPicPr/>
                   </pic:nvPicPr>
                   <pic:blipFill>
-                    <a:blip r:embed="rId15"/>
+                    <a:blip r:embed="rId14"/>
                     <a:stretch>
                       <a:fillRect/>
                     </a:stretch>
@@ -3481,10 +3747,10 @@
       <w:r>
         <w:rPr>
           <w:i/>
-          <w:color w:val="444444"/>
+          <w:color w:val="686868"/>
           <w:sz w:val="17"/>
         </w:rPr>
-        <w:t>Figure 5: Electrode Conductivity — August 2026</w:t>
+        <w:t>Figure 4: Electrode Conductivity — August 2026</w:t>
       </w:r>
     </w:p>
     <w:p>
@@ -3495,7 +3761,7 @@
         <w:rPr>
           <w:b/>
           <w:i/>
-          <w:color w:val="333333"/>
+          <w:color w:val="1D5C7F"/>
           <w:sz w:val="19"/>
         </w:rPr>
         <w:t xml:space="preserve">Comment: </w:t>
@@ -3506,40 +3772,7 @@
           <w:color w:val="333333"/>
           <w:sz w:val="19"/>
         </w:rPr>
-        <w:t>Pattern: conductivity is increasing and needs attention against the target.</w:t>
-      </w:r>
-      <w:r>
-        <w:br/>
-      </w:r>
-      <w:r>
-        <w:rPr>
-          <w:i/>
-          <w:color w:val="333333"/>
-          <w:sz w:val="19"/>
-        </w:rPr>
-        <w:t>The trend moved from about 381.2 µS/cm at the start to 573.4 µS/cm at the end.</w:t>
-      </w:r>
-      <w:r>
-        <w:br/>
-      </w:r>
-      <w:r>
-        <w:rPr>
-          <w:i/>
-          <w:color w:val="333333"/>
-          <w:sz w:val="19"/>
-        </w:rPr>
-        <w:t>The conductivity average was below the configured range. The monthly in-range performance was 10.1%.</w:t>
-      </w:r>
-      <w:r>
-        <w:br/>
-      </w:r>
-      <w:r>
-        <w:rPr>
-          <w:i/>
-          <w:color w:val="333333"/>
-          <w:sz w:val="19"/>
-        </w:rPr>
-        <w:t>Likely reason: dilution, water loss, excess blowdown, or makeup changes are keeping conductivity low.</w:t>
+        <w:t>The average conductivity is 477.4 µS/cm, which is below the recommended setpoint range of 570-630 µS/cm. Conductivity increased from about 381.2 µS/cm at the start of the month to 573.4 µS/cm at the end. Water loss was observed from the COC gap and last-day conductivity was 542.8 µS/cm, so inspect blowdown valve operation, makeup changes, dilution sources, and possible water loss.</w:t>
       </w:r>
     </w:p>
     <w:p>
@@ -3549,18 +3782,16 @@
     </w:p>
     <w:p>
       <w:pPr>
-        <w:pBdr>
-          <w:bottom w:val="single" w:sz="8" w:space="4" w:color="00857C"/>
-        </w:pBdr>
-        <w:spacing w:before="280" w:after="80"/>
+        <w:spacing w:before="280" w:after="140"/>
+        <w:shd w:val="clear" w:color="auto" w:fill="009878"/>
       </w:pPr>
       <w:r>
         <w:rPr>
           <w:b/>
-          <w:color w:val="00857C"/>
-          <w:sz w:val="32"/>
+          <w:color w:val="FFFFFF"/>
+          <w:sz w:val="24"/>
         </w:rPr>
-        <w:t>Closing Summary</w:t>
+        <w:t xml:space="preserve">  Closing Summary</w:t>
       </w:r>
     </w:p>
     <w:p>
@@ -3597,7 +3828,7 @@
     </w:pPr>
     <w:r>
       <w:rPr>
-        <w:color w:val="444444"/>
+        <w:color w:val="686868"/>
         <w:sz w:val="16"/>
       </w:rPr>
       <w:t>Buckman Digital Water  |  Confidential</w:t>
@@ -3617,7 +3848,7 @@
     </w:pPr>
     <w:r>
       <w:rPr>
-        <w:color w:val="444444"/>
+        <w:color w:val="686868"/>
         <w:sz w:val="16"/>
       </w:rPr>
       <w:t>Buckman  |  Candler Hospital Savannah GA (US)  |  August 2026 Cooling Water Performance Report</w:t>
@@ -3989,6 +4220,10 @@
     <w:name w:val="Normal"/>
     <w:qFormat/>
     <w:rsid w:val="00FC693F"/>
+    <w:rPr>
+      <w:rFonts w:ascii="Arial" w:hAnsi="Arial" w:eastAsia="Arial"/>
+      <w:sz w:val="20"/>
+    </w:rPr>
   </w:style>
   <w:style w:type="paragraph" w:styleId="Header">
     <w:name w:val="header"/>
